--- a/Ausgabe/Grundlagen/Computer.docx
+++ b/Ausgabe/Grundlagen/Computer.docx
@@ -28,7 +28,7 @@
         </w:p>
       </w:sdtContent>
     </w:sdt>
-    <w:bookmarkStart w:id="10" w:name="computer"/>
+    <w:bookmarkStart w:id="21" w:name="computer"/>
     <w:p>
       <w:pPr>
         <w:pStyle w:val="Heading1"/>
@@ -68,7 +68,7 @@
         </w:pict>
       </w:r>
     </w:p>
-    <w:bookmarkStart w:id="9" w:name="inhalte"/>
+    <w:bookmarkStart w:id="20" w:name="inhalte"/>
     <w:p>
       <w:pPr>
         <w:pStyle w:val="Heading2"/>
@@ -82,6 +82,7 @@
         <w:tblStyle w:val="Table"/>
         <w:tblW w:type="auto" w:w="0"/>
         <w:tblLook w:firstRow="1" w:lastRow="0" w:firstColumn="0" w:lastColumn="0" w:noHBand="0" w:noVBand="0" w:val="0020"/>
+        <w:jc w:val="start"/>
       </w:tblPr>
       <w:tblGrid>
         <w:gridCol w:w="3960"/>
@@ -89,13 +90,14 @@
       </w:tblGrid>
       <w:tr>
         <w:trPr>
-          <w:tblHeader w:val="on"/>
+          <w:tblHeader w:val="true"/>
         </w:trPr>
         <w:tc>
           <w:tcPr/>
           <w:p>
             <w:pPr>
               <w:pStyle w:val="Compact"/>
+              <w:jc w:val="left"/>
             </w:pPr>
             <w:r>
               <w:t xml:space="preserve">Datei</w:t>
@@ -107,6 +109,7 @@
           <w:p>
             <w:pPr>
               <w:pStyle w:val="Compact"/>
+              <w:jc w:val="left"/>
             </w:pPr>
             <w:r>
               <w:t xml:space="preserve">Inhalt</w:t>
@@ -120,6 +123,7 @@
           <w:p>
             <w:pPr>
               <w:pStyle w:val="Compact"/>
+              <w:jc w:val="left"/>
             </w:pPr>
             <w:r>
               <w:t xml:space="preserve">01_Was_ist_ein_Computer.md</w:t>
@@ -131,6 +135,7 @@
           <w:p>
             <w:pPr>
               <w:pStyle w:val="Compact"/>
+              <w:jc w:val="left"/>
             </w:pPr>
             <w:r>
               <w:t xml:space="preserve">Grundlagen</w:t>
@@ -144,6 +149,7 @@
           <w:p>
             <w:pPr>
               <w:pStyle w:val="Compact"/>
+              <w:jc w:val="left"/>
             </w:pPr>
             <w:r>
               <w:t xml:space="preserve">02_Hardware.md</w:t>
@@ -155,6 +161,7 @@
           <w:p>
             <w:pPr>
               <w:pStyle w:val="Compact"/>
+              <w:jc w:val="left"/>
             </w:pPr>
             <w:r>
               <w:t xml:space="preserve">Hardware</w:t>
@@ -168,6 +175,7 @@
           <w:p>
             <w:pPr>
               <w:pStyle w:val="Compact"/>
+              <w:jc w:val="left"/>
             </w:pPr>
             <w:r>
               <w:t xml:space="preserve">03_Software.md</w:t>
@@ -179,6 +187,7 @@
           <w:p>
             <w:pPr>
               <w:pStyle w:val="Compact"/>
+              <w:jc w:val="left"/>
             </w:pPr>
             <w:r>
               <w:t xml:space="preserve">Software</w:t>
@@ -192,6 +201,7 @@
           <w:p>
             <w:pPr>
               <w:pStyle w:val="Compact"/>
+              <w:jc w:val="left"/>
             </w:pPr>
             <w:r>
               <w:t xml:space="preserve">04_Betriebssystem.md</w:t>
@@ -203,6 +213,7 @@
           <w:p>
             <w:pPr>
               <w:pStyle w:val="Compact"/>
+              <w:jc w:val="left"/>
             </w:pPr>
             <w:r>
               <w:t xml:space="preserve">Betriebssysteme</w:t>
@@ -216,6 +227,7 @@
           <w:p>
             <w:pPr>
               <w:pStyle w:val="Compact"/>
+              <w:jc w:val="left"/>
             </w:pPr>
             <w:r>
               <w:t xml:space="preserve">05_Dateisystem.md</w:t>
@@ -227,6 +239,7 @@
           <w:p>
             <w:pPr>
               <w:pStyle w:val="Compact"/>
+              <w:jc w:val="left"/>
             </w:pPr>
             <w:r>
               <w:t xml:space="preserve">Dateien und Ordner</w:t>
@@ -240,6 +253,7 @@
           <w:p>
             <w:pPr>
               <w:pStyle w:val="Compact"/>
+              <w:jc w:val="left"/>
             </w:pPr>
             <w:r>
               <w:t xml:space="preserve">06_EVA.md</w:t>
@@ -251,6 +265,7 @@
           <w:p>
             <w:pPr>
               <w:pStyle w:val="Compact"/>
+              <w:jc w:val="left"/>
             </w:pPr>
             <w:r>
               <w:t xml:space="preserve">Das EVA-Prinzip</w:t>
@@ -264,6 +279,7 @@
           <w:p>
             <w:pPr>
               <w:pStyle w:val="Compact"/>
+              <w:jc w:val="left"/>
             </w:pPr>
             <w:r>
               <w:t xml:space="preserve">07_Zusammenfassung.md</w:t>
@@ -275,6 +291,7 @@
           <w:p>
             <w:pPr>
               <w:pStyle w:val="Compact"/>
+              <w:jc w:val="left"/>
             </w:pPr>
             <w:r>
               <w:t xml:space="preserve">Wiederholung</w:t>
@@ -288,6 +305,7 @@
           <w:p>
             <w:pPr>
               <w:pStyle w:val="Compact"/>
+              <w:jc w:val="left"/>
             </w:pPr>
             <w:r>
               <w:t xml:space="preserve">08_Quellen.md</w:t>
@@ -299,6 +317,7 @@
           <w:p>
             <w:pPr>
               <w:pStyle w:val="Compact"/>
+              <w:jc w:val="left"/>
             </w:pPr>
             <w:r>
               <w:t xml:space="preserve">Quellen</w:t>
@@ -307,9 +326,9 @@
         </w:tc>
       </w:tr>
     </w:tbl>
-    <w:bookmarkEnd w:id="9"/>
-    <w:bookmarkEnd w:id="10"/>
-    <w:bookmarkStart w:id="14" w:name="was-ist-ein-computer"/>
+    <w:bookmarkEnd w:id="20"/>
+    <w:bookmarkEnd w:id="21"/>
+    <w:bookmarkStart w:id="25" w:name="was-ist-ein-computer"/>
     <w:p>
       <w:pPr>
         <w:pStyle w:val="Heading1"/>
@@ -349,7 +368,7 @@
         </w:pict>
       </w:r>
     </w:p>
-    <w:bookmarkStart w:id="11" w:name="aufgaben"/>
+    <w:bookmarkStart w:id="22" w:name="aufgaben"/>
     <w:p>
       <w:pPr>
         <w:pStyle w:val="Heading2"/>
@@ -368,11 +387,11 @@
     </w:p>
     <w:p>
       <w:pPr>
-        <w:pStyle w:val="Compact"/>
         <w:numPr>
           <w:ilvl w:val="0"/>
           <w:numId w:val="1001"/>
         </w:numPr>
+        <w:pStyle w:val="Compact"/>
       </w:pPr>
       <w:r>
         <w:t xml:space="preserve">rechnen,</w:t>
@@ -380,11 +399,11 @@
     </w:p>
     <w:p>
       <w:pPr>
-        <w:pStyle w:val="Compact"/>
         <w:numPr>
           <w:ilvl w:val="0"/>
           <w:numId w:val="1001"/>
         </w:numPr>
+        <w:pStyle w:val="Compact"/>
       </w:pPr>
       <w:r>
         <w:t xml:space="preserve">Daten speichern,</w:t>
@@ -392,11 +411,11 @@
     </w:p>
     <w:p>
       <w:pPr>
-        <w:pStyle w:val="Compact"/>
         <w:numPr>
           <w:ilvl w:val="0"/>
           <w:numId w:val="1001"/>
         </w:numPr>
+        <w:pStyle w:val="Compact"/>
       </w:pPr>
       <w:r>
         <w:t xml:space="preserve">Programme ausführen,</w:t>
@@ -404,11 +423,11 @@
     </w:p>
     <w:p>
       <w:pPr>
-        <w:pStyle w:val="Compact"/>
         <w:numPr>
           <w:ilvl w:val="0"/>
           <w:numId w:val="1001"/>
         </w:numPr>
+        <w:pStyle w:val="Compact"/>
       </w:pPr>
       <w:r>
         <w:t xml:space="preserve">Informationen anzeigen,</w:t>
@@ -416,11 +435,11 @@
     </w:p>
     <w:p>
       <w:pPr>
-        <w:pStyle w:val="Compact"/>
         <w:numPr>
           <w:ilvl w:val="0"/>
           <w:numId w:val="1001"/>
         </w:numPr>
+        <w:pStyle w:val="Compact"/>
       </w:pPr>
       <w:r>
         <w:t xml:space="preserve">mit anderen Computern kommunizieren.</w:t>
@@ -433,8 +452,8 @@
         </w:pict>
       </w:r>
     </w:p>
-    <w:bookmarkEnd w:id="11"/>
-    <w:bookmarkStart w:id="12" w:name="beispiele"/>
+    <w:bookmarkEnd w:id="22"/>
+    <w:bookmarkStart w:id="23" w:name="beispiele"/>
     <w:p>
       <w:pPr>
         <w:pStyle w:val="Heading2"/>
@@ -445,11 +464,11 @@
     </w:p>
     <w:p>
       <w:pPr>
-        <w:pStyle w:val="Compact"/>
         <w:numPr>
           <w:ilvl w:val="0"/>
           <w:numId w:val="1002"/>
         </w:numPr>
+        <w:pStyle w:val="Compact"/>
       </w:pPr>
       <w:r>
         <w:t xml:space="preserve">Notebook</w:t>
@@ -457,11 +476,11 @@
     </w:p>
     <w:p>
       <w:pPr>
-        <w:pStyle w:val="Compact"/>
         <w:numPr>
           <w:ilvl w:val="0"/>
           <w:numId w:val="1002"/>
         </w:numPr>
+        <w:pStyle w:val="Compact"/>
       </w:pPr>
       <w:r>
         <w:t xml:space="preserve">Desktop-PC</w:t>
@@ -469,11 +488,11 @@
     </w:p>
     <w:p>
       <w:pPr>
-        <w:pStyle w:val="Compact"/>
         <w:numPr>
           <w:ilvl w:val="0"/>
           <w:numId w:val="1002"/>
         </w:numPr>
+        <w:pStyle w:val="Compact"/>
       </w:pPr>
       <w:r>
         <w:t xml:space="preserve">Tablet</w:t>
@@ -481,11 +500,11 @@
     </w:p>
     <w:p>
       <w:pPr>
-        <w:pStyle w:val="Compact"/>
         <w:numPr>
           <w:ilvl w:val="0"/>
           <w:numId w:val="1002"/>
         </w:numPr>
+        <w:pStyle w:val="Compact"/>
       </w:pPr>
       <w:r>
         <w:t xml:space="preserve">Smartphone</w:t>
@@ -493,11 +512,11 @@
     </w:p>
     <w:p>
       <w:pPr>
-        <w:pStyle w:val="Compact"/>
         <w:numPr>
           <w:ilvl w:val="0"/>
           <w:numId w:val="1002"/>
         </w:numPr>
+        <w:pStyle w:val="Compact"/>
       </w:pPr>
       <w:r>
         <w:t xml:space="preserve">Spielekonsole</w:t>
@@ -505,11 +524,11 @@
     </w:p>
     <w:p>
       <w:pPr>
-        <w:pStyle w:val="Compact"/>
         <w:numPr>
           <w:ilvl w:val="0"/>
           <w:numId w:val="1002"/>
         </w:numPr>
+        <w:pStyle w:val="Compact"/>
       </w:pPr>
       <w:r>
         <w:t xml:space="preserve">Mikrocontroller</w:t>
@@ -522,8 +541,8 @@
         </w:pict>
       </w:r>
     </w:p>
-    <w:bookmarkEnd w:id="12"/>
-    <w:bookmarkStart w:id="13" w:name="merke"/>
+    <w:bookmarkEnd w:id="23"/>
+    <w:bookmarkStart w:id="24" w:name="merke"/>
     <w:p>
       <w:pPr>
         <w:pStyle w:val="Heading2"/>
@@ -548,9 +567,9 @@
         <w:t xml:space="preserve">die ihm vorher beschrieben wurden.</w:t>
       </w:r>
     </w:p>
-    <w:bookmarkEnd w:id="13"/>
-    <w:bookmarkEnd w:id="14"/>
-    <w:bookmarkStart w:id="19" w:name="hardware"/>
+    <w:bookmarkEnd w:id="24"/>
+    <w:bookmarkEnd w:id="25"/>
+    <w:bookmarkStart w:id="30" w:name="hardware"/>
     <w:p>
       <w:pPr>
         <w:pStyle w:val="Heading1"/>
@@ -574,7 +593,7 @@
         </w:pict>
       </w:r>
     </w:p>
-    <w:bookmarkStart w:id="15" w:name="beispiele-1"/>
+    <w:bookmarkStart w:id="26" w:name="beispiele-1"/>
     <w:p>
       <w:pPr>
         <w:pStyle w:val="Heading2"/>
@@ -585,11 +604,11 @@
     </w:p>
     <w:p>
       <w:pPr>
-        <w:pStyle w:val="Compact"/>
         <w:numPr>
           <w:ilvl w:val="0"/>
           <w:numId w:val="1003"/>
         </w:numPr>
+        <w:pStyle w:val="Compact"/>
       </w:pPr>
       <w:r>
         <w:t xml:space="preserve">Prozessor (CPU)</w:t>
@@ -597,11 +616,11 @@
     </w:p>
     <w:p>
       <w:pPr>
-        <w:pStyle w:val="Compact"/>
         <w:numPr>
           <w:ilvl w:val="0"/>
           <w:numId w:val="1003"/>
         </w:numPr>
+        <w:pStyle w:val="Compact"/>
       </w:pPr>
       <w:r>
         <w:t xml:space="preserve">Arbeitsspeicher (RAM)</w:t>
@@ -609,11 +628,11 @@
     </w:p>
     <w:p>
       <w:pPr>
-        <w:pStyle w:val="Compact"/>
         <w:numPr>
           <w:ilvl w:val="0"/>
           <w:numId w:val="1003"/>
         </w:numPr>
+        <w:pStyle w:val="Compact"/>
       </w:pPr>
       <w:r>
         <w:t xml:space="preserve">Festplatte oder SSD</w:t>
@@ -621,11 +640,11 @@
     </w:p>
     <w:p>
       <w:pPr>
-        <w:pStyle w:val="Compact"/>
         <w:numPr>
           <w:ilvl w:val="0"/>
           <w:numId w:val="1003"/>
         </w:numPr>
+        <w:pStyle w:val="Compact"/>
       </w:pPr>
       <w:r>
         <w:t xml:space="preserve">Mainboard</w:t>
@@ -633,11 +652,11 @@
     </w:p>
     <w:p>
       <w:pPr>
-        <w:pStyle w:val="Compact"/>
         <w:numPr>
           <w:ilvl w:val="0"/>
           <w:numId w:val="1003"/>
         </w:numPr>
+        <w:pStyle w:val="Compact"/>
       </w:pPr>
       <w:r>
         <w:t xml:space="preserve">Netzteil</w:t>
@@ -645,11 +664,11 @@
     </w:p>
     <w:p>
       <w:pPr>
-        <w:pStyle w:val="Compact"/>
         <w:numPr>
           <w:ilvl w:val="0"/>
           <w:numId w:val="1003"/>
         </w:numPr>
+        <w:pStyle w:val="Compact"/>
       </w:pPr>
       <w:r>
         <w:t xml:space="preserve">Bildschirm</w:t>
@@ -657,11 +676,11 @@
     </w:p>
     <w:p>
       <w:pPr>
-        <w:pStyle w:val="Compact"/>
         <w:numPr>
           <w:ilvl w:val="0"/>
           <w:numId w:val="1003"/>
         </w:numPr>
+        <w:pStyle w:val="Compact"/>
       </w:pPr>
       <w:r>
         <w:t xml:space="preserve">Tastatur</w:t>
@@ -669,11 +688,11 @@
     </w:p>
     <w:p>
       <w:pPr>
-        <w:pStyle w:val="Compact"/>
         <w:numPr>
           <w:ilvl w:val="0"/>
           <w:numId w:val="1003"/>
         </w:numPr>
+        <w:pStyle w:val="Compact"/>
       </w:pPr>
       <w:r>
         <w:t xml:space="preserve">Maus</w:t>
@@ -686,8 +705,8 @@
         </w:pict>
       </w:r>
     </w:p>
-    <w:bookmarkEnd w:id="15"/>
-    <w:bookmarkStart w:id="16" w:name="eingabegeräte"/>
+    <w:bookmarkEnd w:id="26"/>
+    <w:bookmarkStart w:id="27" w:name="eingabegeräte"/>
     <w:p>
       <w:pPr>
         <w:pStyle w:val="Heading2"/>
@@ -698,11 +717,11 @@
     </w:p>
     <w:p>
       <w:pPr>
-        <w:pStyle w:val="Compact"/>
         <w:numPr>
           <w:ilvl w:val="0"/>
           <w:numId w:val="1004"/>
         </w:numPr>
+        <w:pStyle w:val="Compact"/>
       </w:pPr>
       <w:r>
         <w:t xml:space="preserve">Tastatur</w:t>
@@ -710,11 +729,11 @@
     </w:p>
     <w:p>
       <w:pPr>
-        <w:pStyle w:val="Compact"/>
         <w:numPr>
           <w:ilvl w:val="0"/>
           <w:numId w:val="1004"/>
         </w:numPr>
+        <w:pStyle w:val="Compact"/>
       </w:pPr>
       <w:r>
         <w:t xml:space="preserve">Maus</w:t>
@@ -722,11 +741,11 @@
     </w:p>
     <w:p>
       <w:pPr>
-        <w:pStyle w:val="Compact"/>
         <w:numPr>
           <w:ilvl w:val="0"/>
           <w:numId w:val="1004"/>
         </w:numPr>
+        <w:pStyle w:val="Compact"/>
       </w:pPr>
       <w:r>
         <w:t xml:space="preserve">Mikrofon</w:t>
@@ -734,11 +753,11 @@
     </w:p>
     <w:p>
       <w:pPr>
-        <w:pStyle w:val="Compact"/>
         <w:numPr>
           <w:ilvl w:val="0"/>
           <w:numId w:val="1004"/>
         </w:numPr>
+        <w:pStyle w:val="Compact"/>
       </w:pPr>
       <w:r>
         <w:t xml:space="preserve">Scanner</w:t>
@@ -746,11 +765,11 @@
     </w:p>
     <w:p>
       <w:pPr>
-        <w:pStyle w:val="Compact"/>
         <w:numPr>
           <w:ilvl w:val="0"/>
           <w:numId w:val="1004"/>
         </w:numPr>
+        <w:pStyle w:val="Compact"/>
       </w:pPr>
       <w:r>
         <w:t xml:space="preserve">Kamera</w:t>
@@ -763,8 +782,8 @@
         </w:pict>
       </w:r>
     </w:p>
-    <w:bookmarkEnd w:id="16"/>
-    <w:bookmarkStart w:id="17" w:name="ausgabegeräte"/>
+    <w:bookmarkEnd w:id="27"/>
+    <w:bookmarkStart w:id="28" w:name="ausgabegeräte"/>
     <w:p>
       <w:pPr>
         <w:pStyle w:val="Heading2"/>
@@ -775,11 +794,11 @@
     </w:p>
     <w:p>
       <w:pPr>
-        <w:pStyle w:val="Compact"/>
         <w:numPr>
           <w:ilvl w:val="0"/>
           <w:numId w:val="1005"/>
         </w:numPr>
+        <w:pStyle w:val="Compact"/>
       </w:pPr>
       <w:r>
         <w:t xml:space="preserve">Bildschirm</w:t>
@@ -787,11 +806,11 @@
     </w:p>
     <w:p>
       <w:pPr>
-        <w:pStyle w:val="Compact"/>
         <w:numPr>
           <w:ilvl w:val="0"/>
           <w:numId w:val="1005"/>
         </w:numPr>
+        <w:pStyle w:val="Compact"/>
       </w:pPr>
       <w:r>
         <w:t xml:space="preserve">Lautsprecher</w:t>
@@ -799,11 +818,11 @@
     </w:p>
     <w:p>
       <w:pPr>
-        <w:pStyle w:val="Compact"/>
         <w:numPr>
           <w:ilvl w:val="0"/>
           <w:numId w:val="1005"/>
         </w:numPr>
+        <w:pStyle w:val="Compact"/>
       </w:pPr>
       <w:r>
         <w:t xml:space="preserve">Drucker</w:t>
@@ -811,11 +830,11 @@
     </w:p>
     <w:p>
       <w:pPr>
-        <w:pStyle w:val="Compact"/>
         <w:numPr>
           <w:ilvl w:val="0"/>
           <w:numId w:val="1005"/>
         </w:numPr>
+        <w:pStyle w:val="Compact"/>
       </w:pPr>
       <w:r>
         <w:t xml:space="preserve">Beamer</w:t>
@@ -828,8 +847,8 @@
         </w:pict>
       </w:r>
     </w:p>
-    <w:bookmarkEnd w:id="17"/>
-    <w:bookmarkStart w:id="18" w:name="merke-1"/>
+    <w:bookmarkEnd w:id="28"/>
+    <w:bookmarkStart w:id="29" w:name="merke-1"/>
     <w:p>
       <w:pPr>
         <w:pStyle w:val="Heading2"/>
@@ -846,9 +865,9 @@
         <w:t xml:space="preserve">Hardware kann man anfassen.</w:t>
       </w:r>
     </w:p>
-    <w:bookmarkEnd w:id="18"/>
-    <w:bookmarkEnd w:id="19"/>
-    <w:bookmarkStart w:id="25" w:name="software"/>
+    <w:bookmarkEnd w:id="29"/>
+    <w:bookmarkEnd w:id="30"/>
+    <w:bookmarkStart w:id="36" w:name="software"/>
     <w:p>
       <w:pPr>
         <w:pStyle w:val="Heading1"/>
@@ -880,7 +899,7 @@
         </w:pict>
       </w:r>
     </w:p>
-    <w:bookmarkStart w:id="20" w:name="beispiele-2"/>
+    <w:bookmarkStart w:id="31" w:name="beispiele-2"/>
     <w:p>
       <w:pPr>
         <w:pStyle w:val="Heading2"/>
@@ -891,11 +910,11 @@
     </w:p>
     <w:p>
       <w:pPr>
-        <w:pStyle w:val="Compact"/>
         <w:numPr>
           <w:ilvl w:val="0"/>
           <w:numId w:val="1006"/>
         </w:numPr>
+        <w:pStyle w:val="Compact"/>
       </w:pPr>
       <w:r>
         <w:t xml:space="preserve">Betriebssystem</w:t>
@@ -903,11 +922,11 @@
     </w:p>
     <w:p>
       <w:pPr>
-        <w:pStyle w:val="Compact"/>
         <w:numPr>
           <w:ilvl w:val="0"/>
           <w:numId w:val="1006"/>
         </w:numPr>
+        <w:pStyle w:val="Compact"/>
       </w:pPr>
       <w:r>
         <w:t xml:space="preserve">Browser</w:t>
@@ -915,11 +934,11 @@
     </w:p>
     <w:p>
       <w:pPr>
-        <w:pStyle w:val="Compact"/>
         <w:numPr>
           <w:ilvl w:val="0"/>
           <w:numId w:val="1006"/>
         </w:numPr>
+        <w:pStyle w:val="Compact"/>
       </w:pPr>
       <w:r>
         <w:t xml:space="preserve">Office-Programme</w:t>
@@ -927,11 +946,11 @@
     </w:p>
     <w:p>
       <w:pPr>
-        <w:pStyle w:val="Compact"/>
         <w:numPr>
           <w:ilvl w:val="0"/>
           <w:numId w:val="1006"/>
         </w:numPr>
+        <w:pStyle w:val="Compact"/>
       </w:pPr>
       <w:r>
         <w:t xml:space="preserve">Spiele</w:t>
@@ -939,11 +958,11 @@
     </w:p>
     <w:p>
       <w:pPr>
-        <w:pStyle w:val="Compact"/>
         <w:numPr>
           <w:ilvl w:val="0"/>
           <w:numId w:val="1006"/>
         </w:numPr>
+        <w:pStyle w:val="Compact"/>
       </w:pPr>
       <w:r>
         <w:t xml:space="preserve">Python</w:t>
@@ -951,11 +970,11 @@
     </w:p>
     <w:p>
       <w:pPr>
-        <w:pStyle w:val="Compact"/>
         <w:numPr>
           <w:ilvl w:val="0"/>
           <w:numId w:val="1006"/>
         </w:numPr>
+        <w:pStyle w:val="Compact"/>
       </w:pPr>
       <w:r>
         <w:t xml:space="preserve">Scratch</w:t>
@@ -968,8 +987,8 @@
         </w:pict>
       </w:r>
     </w:p>
-    <w:bookmarkEnd w:id="20"/>
-    <w:bookmarkStart w:id="23" w:name="arten"/>
+    <w:bookmarkEnd w:id="31"/>
+    <w:bookmarkStart w:id="34" w:name="arten"/>
     <w:p>
       <w:pPr>
         <w:pStyle w:val="Heading2"/>
@@ -978,7 +997,7 @@
         <w:t xml:space="preserve">Arten</w:t>
       </w:r>
     </w:p>
-    <w:bookmarkStart w:id="21" w:name="systemsoftware"/>
+    <w:bookmarkStart w:id="32" w:name="systemsoftware"/>
     <w:p>
       <w:pPr>
         <w:pStyle w:val="Heading3"/>
@@ -1002,8 +1021,8 @@
         </w:pict>
       </w:r>
     </w:p>
-    <w:bookmarkEnd w:id="21"/>
-    <w:bookmarkStart w:id="22" w:name="anwendungssoftware"/>
+    <w:bookmarkEnd w:id="32"/>
+    <w:bookmarkStart w:id="33" w:name="anwendungssoftware"/>
     <w:p>
       <w:pPr>
         <w:pStyle w:val="Heading3"/>
@@ -1027,9 +1046,9 @@
         </w:pict>
       </w:r>
     </w:p>
-    <w:bookmarkEnd w:id="22"/>
-    <w:bookmarkEnd w:id="23"/>
-    <w:bookmarkStart w:id="24" w:name="merke-2"/>
+    <w:bookmarkEnd w:id="33"/>
+    <w:bookmarkEnd w:id="34"/>
+    <w:bookmarkStart w:id="35" w:name="merke-2"/>
     <w:p>
       <w:pPr>
         <w:pStyle w:val="Heading2"/>
@@ -1046,9 +1065,9 @@
         <w:t xml:space="preserve">Ohne Software ist Hardware nahezu nutzlos.</w:t>
       </w:r>
     </w:p>
-    <w:bookmarkEnd w:id="24"/>
-    <w:bookmarkEnd w:id="25"/>
-    <w:bookmarkStart w:id="29" w:name="betriebssystem"/>
+    <w:bookmarkEnd w:id="35"/>
+    <w:bookmarkEnd w:id="36"/>
+    <w:bookmarkStart w:id="40" w:name="betriebssystem"/>
     <w:p>
       <w:pPr>
         <w:pStyle w:val="Heading1"/>
@@ -1080,7 +1099,7 @@
         </w:pict>
       </w:r>
     </w:p>
-    <w:bookmarkStart w:id="26" w:name="aufgaben-1"/>
+    <w:bookmarkStart w:id="37" w:name="aufgaben-1"/>
     <w:p>
       <w:pPr>
         <w:pStyle w:val="Heading2"/>
@@ -1091,11 +1110,11 @@
     </w:p>
     <w:p>
       <w:pPr>
-        <w:pStyle w:val="Compact"/>
         <w:numPr>
           <w:ilvl w:val="0"/>
           <w:numId w:val="1007"/>
         </w:numPr>
+        <w:pStyle w:val="Compact"/>
       </w:pPr>
       <w:r>
         <w:t xml:space="preserve">Programme starten</w:t>
@@ -1103,11 +1122,11 @@
     </w:p>
     <w:p>
       <w:pPr>
-        <w:pStyle w:val="Compact"/>
         <w:numPr>
           <w:ilvl w:val="0"/>
           <w:numId w:val="1007"/>
         </w:numPr>
+        <w:pStyle w:val="Compact"/>
       </w:pPr>
       <w:r>
         <w:t xml:space="preserve">Dateien verwalten</w:t>
@@ -1115,11 +1134,11 @@
     </w:p>
     <w:p>
       <w:pPr>
-        <w:pStyle w:val="Compact"/>
         <w:numPr>
           <w:ilvl w:val="0"/>
           <w:numId w:val="1007"/>
         </w:numPr>
+        <w:pStyle w:val="Compact"/>
       </w:pPr>
       <w:r>
         <w:t xml:space="preserve">Speicher verwalten</w:t>
@@ -1127,11 +1146,11 @@
     </w:p>
     <w:p>
       <w:pPr>
-        <w:pStyle w:val="Compact"/>
         <w:numPr>
           <w:ilvl w:val="0"/>
           <w:numId w:val="1007"/>
         </w:numPr>
+        <w:pStyle w:val="Compact"/>
       </w:pPr>
       <w:r>
         <w:t xml:space="preserve">Geräte steuern</w:t>
@@ -1144,8 +1163,8 @@
         </w:pict>
       </w:r>
     </w:p>
-    <w:bookmarkEnd w:id="26"/>
-    <w:bookmarkStart w:id="27" w:name="beispiele-3"/>
+    <w:bookmarkEnd w:id="37"/>
+    <w:bookmarkStart w:id="38" w:name="beispiele-3"/>
     <w:p>
       <w:pPr>
         <w:pStyle w:val="Heading2"/>
@@ -1156,11 +1175,11 @@
     </w:p>
     <w:p>
       <w:pPr>
-        <w:pStyle w:val="Compact"/>
         <w:numPr>
           <w:ilvl w:val="0"/>
           <w:numId w:val="1008"/>
         </w:numPr>
+        <w:pStyle w:val="Compact"/>
       </w:pPr>
       <w:r>
         <w:t xml:space="preserve">Windows</w:t>
@@ -1168,11 +1187,11 @@
     </w:p>
     <w:p>
       <w:pPr>
-        <w:pStyle w:val="Compact"/>
         <w:numPr>
           <w:ilvl w:val="0"/>
           <w:numId w:val="1008"/>
         </w:numPr>
+        <w:pStyle w:val="Compact"/>
       </w:pPr>
       <w:r>
         <w:t xml:space="preserve">Linux</w:t>
@@ -1180,11 +1199,11 @@
     </w:p>
     <w:p>
       <w:pPr>
-        <w:pStyle w:val="Compact"/>
         <w:numPr>
           <w:ilvl w:val="0"/>
           <w:numId w:val="1008"/>
         </w:numPr>
+        <w:pStyle w:val="Compact"/>
       </w:pPr>
       <w:r>
         <w:t xml:space="preserve">macOS</w:t>
@@ -1192,11 +1211,11 @@
     </w:p>
     <w:p>
       <w:pPr>
-        <w:pStyle w:val="Compact"/>
         <w:numPr>
           <w:ilvl w:val="0"/>
           <w:numId w:val="1008"/>
         </w:numPr>
+        <w:pStyle w:val="Compact"/>
       </w:pPr>
       <w:r>
         <w:t xml:space="preserve">Android</w:t>
@@ -1204,11 +1223,11 @@
     </w:p>
     <w:p>
       <w:pPr>
-        <w:pStyle w:val="Compact"/>
         <w:numPr>
           <w:ilvl w:val="0"/>
           <w:numId w:val="1008"/>
         </w:numPr>
+        <w:pStyle w:val="Compact"/>
       </w:pPr>
       <w:r>
         <w:t xml:space="preserve">iPadOS</w:t>
@@ -1221,8 +1240,8 @@
         </w:pict>
       </w:r>
     </w:p>
-    <w:bookmarkEnd w:id="27"/>
-    <w:bookmarkStart w:id="28" w:name="merke-3"/>
+    <w:bookmarkEnd w:id="38"/>
+    <w:bookmarkStart w:id="39" w:name="merke-3"/>
     <w:p>
       <w:pPr>
         <w:pStyle w:val="Heading2"/>
@@ -1239,9 +1258,9 @@
         <w:t xml:space="preserve">Das Betriebssystem bildet die Grundlage für alle Programme.</w:t>
       </w:r>
     </w:p>
-    <w:bookmarkEnd w:id="28"/>
-    <w:bookmarkEnd w:id="29"/>
-    <w:bookmarkStart w:id="33" w:name="dateisystem"/>
+    <w:bookmarkEnd w:id="39"/>
+    <w:bookmarkEnd w:id="40"/>
+    <w:bookmarkStart w:id="44" w:name="dateisystem"/>
     <w:p>
       <w:pPr>
         <w:pStyle w:val="Heading1"/>
@@ -1281,7 +1300,7 @@
         </w:pict>
       </w:r>
     </w:p>
-    <w:bookmarkStart w:id="30" w:name="aufbau"/>
+    <w:bookmarkStart w:id="41" w:name="aufbau"/>
     <w:p>
       <w:pPr>
         <w:pStyle w:val="Heading2"/>
@@ -1344,8 +1363,8 @@
         </w:pict>
       </w:r>
     </w:p>
-    <w:bookmarkEnd w:id="30"/>
-    <w:bookmarkStart w:id="31" w:name="vorteile"/>
+    <w:bookmarkEnd w:id="41"/>
+    <w:bookmarkStart w:id="42" w:name="vorteile"/>
     <w:p>
       <w:pPr>
         <w:pStyle w:val="Heading2"/>
@@ -1356,11 +1375,11 @@
     </w:p>
     <w:p>
       <w:pPr>
-        <w:pStyle w:val="Compact"/>
         <w:numPr>
           <w:ilvl w:val="0"/>
           <w:numId w:val="1009"/>
         </w:numPr>
+        <w:pStyle w:val="Compact"/>
       </w:pPr>
       <w:r>
         <w:t xml:space="preserve">Ordnung</w:t>
@@ -1368,11 +1387,11 @@
     </w:p>
     <w:p>
       <w:pPr>
-        <w:pStyle w:val="Compact"/>
         <w:numPr>
           <w:ilvl w:val="0"/>
           <w:numId w:val="1009"/>
         </w:numPr>
+        <w:pStyle w:val="Compact"/>
       </w:pPr>
       <w:r>
         <w:t xml:space="preserve">Übersicht</w:t>
@@ -1380,11 +1399,11 @@
     </w:p>
     <w:p>
       <w:pPr>
-        <w:pStyle w:val="Compact"/>
         <w:numPr>
           <w:ilvl w:val="0"/>
           <w:numId w:val="1009"/>
         </w:numPr>
+        <w:pStyle w:val="Compact"/>
       </w:pPr>
       <w:r>
         <w:t xml:space="preserve">schnelles Finden</w:t>
@@ -1397,8 +1416,8 @@
         </w:pict>
       </w:r>
     </w:p>
-    <w:bookmarkEnd w:id="31"/>
-    <w:bookmarkStart w:id="32" w:name="merke-4"/>
+    <w:bookmarkEnd w:id="42"/>
+    <w:bookmarkStart w:id="43" w:name="merke-4"/>
     <w:p>
       <w:pPr>
         <w:pStyle w:val="Heading2"/>
@@ -1415,9 +1434,9 @@
         <w:t xml:space="preserve">Eine gute Ordnerstruktur spart Zeit.</w:t>
       </w:r>
     </w:p>
-    <w:bookmarkEnd w:id="32"/>
-    <w:bookmarkEnd w:id="33"/>
-    <w:bookmarkStart w:id="78" w:name="das-evas-prinzip"/>
+    <w:bookmarkEnd w:id="43"/>
+    <w:bookmarkEnd w:id="44"/>
+    <w:bookmarkStart w:id="89" w:name="das-evas-prinzip"/>
     <w:p>
       <w:pPr>
         <w:pStyle w:val="Heading1"/>
@@ -1438,8 +1457,8 @@
       </w:r>
       <w:r>
         <w:rPr>
+          <w:bCs/>
           <w:b/>
-          <w:bCs/>
         </w:rPr>
         <w:t xml:space="preserve">EVAS-Prinzip</w:t>
       </w:r>
@@ -1457,64 +1476,64 @@
     </w:p>
     <w:p>
       <w:pPr>
-        <w:pStyle w:val="Compact"/>
         <w:numPr>
           <w:ilvl w:val="0"/>
           <w:numId w:val="1010"/>
         </w:numPr>
+        <w:pStyle w:val="Compact"/>
       </w:pPr>
       <w:r>
         <w:rPr>
+          <w:bCs/>
           <w:b/>
-          <w:bCs/>
         </w:rPr>
         <w:t xml:space="preserve">Eingabe</w:t>
       </w:r>
     </w:p>
     <w:p>
       <w:pPr>
-        <w:pStyle w:val="Compact"/>
         <w:numPr>
           <w:ilvl w:val="0"/>
           <w:numId w:val="1010"/>
         </w:numPr>
+        <w:pStyle w:val="Compact"/>
       </w:pPr>
       <w:r>
         <w:rPr>
+          <w:bCs/>
           <w:b/>
-          <w:bCs/>
         </w:rPr>
         <w:t xml:space="preserve">Verarbeitung</w:t>
       </w:r>
     </w:p>
     <w:p>
       <w:pPr>
-        <w:pStyle w:val="Compact"/>
         <w:numPr>
           <w:ilvl w:val="0"/>
           <w:numId w:val="1010"/>
         </w:numPr>
+        <w:pStyle w:val="Compact"/>
       </w:pPr>
       <w:r>
         <w:rPr>
+          <w:bCs/>
           <w:b/>
-          <w:bCs/>
         </w:rPr>
         <w:t xml:space="preserve">Ausgabe</w:t>
       </w:r>
     </w:p>
     <w:p>
       <w:pPr>
-        <w:pStyle w:val="Compact"/>
         <w:numPr>
           <w:ilvl w:val="0"/>
           <w:numId w:val="1010"/>
         </w:numPr>
+        <w:pStyle w:val="Compact"/>
       </w:pPr>
       <w:r>
         <w:rPr>
+          <w:bCs/>
           <w:b/>
-          <w:bCs/>
         </w:rPr>
         <w:t xml:space="preserve">Speicherung</w:t>
       </w:r>
@@ -1599,7 +1618,7 @@
         </w:pict>
       </w:r>
     </w:p>
-    <w:bookmarkStart w:id="36" w:name="eingabe"/>
+    <w:bookmarkStart w:id="47" w:name="eingabe"/>
     <w:p>
       <w:pPr>
         <w:pStyle w:val="Heading2"/>
@@ -1616,7 +1635,7 @@
         <w:t xml:space="preserve">Bei der Eingabe erhält das Informatiksystem Daten.</w:t>
       </w:r>
     </w:p>
-    <w:bookmarkStart w:id="34" w:name="beispiele-für-eingabegeräte"/>
+    <w:bookmarkStart w:id="45" w:name="beispiele-für-eingabegeräte"/>
     <w:p>
       <w:pPr>
         <w:pStyle w:val="Heading3"/>
@@ -1627,11 +1646,11 @@
     </w:p>
     <w:p>
       <w:pPr>
-        <w:pStyle w:val="Compact"/>
         <w:numPr>
           <w:ilvl w:val="0"/>
           <w:numId w:val="1011"/>
         </w:numPr>
+        <w:pStyle w:val="Compact"/>
       </w:pPr>
       <w:r>
         <w:t xml:space="preserve">Tastatur</w:t>
@@ -1639,11 +1658,11 @@
     </w:p>
     <w:p>
       <w:pPr>
-        <w:pStyle w:val="Compact"/>
         <w:numPr>
           <w:ilvl w:val="0"/>
           <w:numId w:val="1011"/>
         </w:numPr>
+        <w:pStyle w:val="Compact"/>
       </w:pPr>
       <w:r>
         <w:t xml:space="preserve">Maus</w:t>
@@ -1651,11 +1670,11 @@
     </w:p>
     <w:p>
       <w:pPr>
-        <w:pStyle w:val="Compact"/>
         <w:numPr>
           <w:ilvl w:val="0"/>
           <w:numId w:val="1011"/>
         </w:numPr>
+        <w:pStyle w:val="Compact"/>
       </w:pPr>
       <w:r>
         <w:t xml:space="preserve">Touchscreen</w:t>
@@ -1663,11 +1682,11 @@
     </w:p>
     <w:p>
       <w:pPr>
-        <w:pStyle w:val="Compact"/>
         <w:numPr>
           <w:ilvl w:val="0"/>
           <w:numId w:val="1011"/>
         </w:numPr>
+        <w:pStyle w:val="Compact"/>
       </w:pPr>
       <w:r>
         <w:t xml:space="preserve">Mikrofon</w:t>
@@ -1675,11 +1694,11 @@
     </w:p>
     <w:p>
       <w:pPr>
-        <w:pStyle w:val="Compact"/>
         <w:numPr>
           <w:ilvl w:val="0"/>
           <w:numId w:val="1011"/>
         </w:numPr>
+        <w:pStyle w:val="Compact"/>
       </w:pPr>
       <w:r>
         <w:t xml:space="preserve">Kamera</w:t>
@@ -1687,11 +1706,11 @@
     </w:p>
     <w:p>
       <w:pPr>
-        <w:pStyle w:val="Compact"/>
         <w:numPr>
           <w:ilvl w:val="0"/>
           <w:numId w:val="1011"/>
         </w:numPr>
+        <w:pStyle w:val="Compact"/>
       </w:pPr>
       <w:r>
         <w:t xml:space="preserve">Scanner</w:t>
@@ -1699,18 +1718,18 @@
     </w:p>
     <w:p>
       <w:pPr>
-        <w:pStyle w:val="Compact"/>
         <w:numPr>
           <w:ilvl w:val="0"/>
           <w:numId w:val="1011"/>
         </w:numPr>
+        <w:pStyle w:val="Compact"/>
       </w:pPr>
       <w:r>
         <w:t xml:space="preserve">Sensor</w:t>
       </w:r>
     </w:p>
-    <w:bookmarkEnd w:id="34"/>
-    <w:bookmarkStart w:id="35" w:name="beispiel"/>
+    <w:bookmarkEnd w:id="45"/>
+    <w:bookmarkStart w:id="46" w:name="beispiel"/>
     <w:p>
       <w:pPr>
         <w:pStyle w:val="Heading3"/>
@@ -1754,9 +1773,9 @@
         </w:pict>
       </w:r>
     </w:p>
-    <w:bookmarkEnd w:id="35"/>
-    <w:bookmarkEnd w:id="36"/>
-    <w:bookmarkStart w:id="39" w:name="verarbeitung"/>
+    <w:bookmarkEnd w:id="46"/>
+    <w:bookmarkEnd w:id="47"/>
+    <w:bookmarkStart w:id="50" w:name="verarbeitung"/>
     <w:p>
       <w:pPr>
         <w:pStyle w:val="Heading2"/>
@@ -1781,7 +1800,7 @@
         <w:t xml:space="preserve">Diese Regeln können durch einen Algorithmus beschrieben und durch ein Programm ausgeführt werden.</w:t>
       </w:r>
     </w:p>
-    <w:bookmarkStart w:id="37" w:name="beispiele-4"/>
+    <w:bookmarkStart w:id="48" w:name="beispiele-4"/>
     <w:p>
       <w:pPr>
         <w:pStyle w:val="Heading3"/>
@@ -1792,11 +1811,11 @@
     </w:p>
     <w:p>
       <w:pPr>
-        <w:pStyle w:val="Compact"/>
         <w:numPr>
           <w:ilvl w:val="0"/>
           <w:numId w:val="1012"/>
         </w:numPr>
+        <w:pStyle w:val="Compact"/>
       </w:pPr>
       <w:r>
         <w:t xml:space="preserve">Zahlen addieren</w:t>
@@ -1804,11 +1823,11 @@
     </w:p>
     <w:p>
       <w:pPr>
-        <w:pStyle w:val="Compact"/>
         <w:numPr>
           <w:ilvl w:val="0"/>
           <w:numId w:val="1012"/>
         </w:numPr>
+        <w:pStyle w:val="Compact"/>
       </w:pPr>
       <w:r>
         <w:t xml:space="preserve">Texte durchsuchen</w:t>
@@ -1816,11 +1835,11 @@
     </w:p>
     <w:p>
       <w:pPr>
-        <w:pStyle w:val="Compact"/>
         <w:numPr>
           <w:ilvl w:val="0"/>
           <w:numId w:val="1012"/>
         </w:numPr>
+        <w:pStyle w:val="Compact"/>
       </w:pPr>
       <w:r>
         <w:t xml:space="preserve">Bilder verändern</w:t>
@@ -1828,11 +1847,11 @@
     </w:p>
     <w:p>
       <w:pPr>
-        <w:pStyle w:val="Compact"/>
         <w:numPr>
           <w:ilvl w:val="0"/>
           <w:numId w:val="1012"/>
         </w:numPr>
+        <w:pStyle w:val="Compact"/>
       </w:pPr>
       <w:r>
         <w:t xml:space="preserve">Messwerte vergleichen</w:t>
@@ -1840,18 +1859,18 @@
     </w:p>
     <w:p>
       <w:pPr>
-        <w:pStyle w:val="Compact"/>
         <w:numPr>
           <w:ilvl w:val="0"/>
           <w:numId w:val="1012"/>
         </w:numPr>
+        <w:pStyle w:val="Compact"/>
       </w:pPr>
       <w:r>
         <w:t xml:space="preserve">Bedingungen prüfen</w:t>
       </w:r>
     </w:p>
-    <w:bookmarkEnd w:id="37"/>
-    <w:bookmarkStart w:id="38" w:name="beispiel-1"/>
+    <w:bookmarkEnd w:id="48"/>
+    <w:bookmarkStart w:id="49" w:name="beispiel-1"/>
     <w:p>
       <w:pPr>
         <w:pStyle w:val="Heading3"/>
@@ -1886,9 +1905,9 @@
         </w:pict>
       </w:r>
     </w:p>
-    <w:bookmarkEnd w:id="38"/>
-    <w:bookmarkEnd w:id="39"/>
-    <w:bookmarkStart w:id="42" w:name="ausgabe"/>
+    <w:bookmarkEnd w:id="49"/>
+    <w:bookmarkEnd w:id="50"/>
+    <w:bookmarkStart w:id="53" w:name="ausgabe"/>
     <w:p>
       <w:pPr>
         <w:pStyle w:val="Heading2"/>
@@ -1905,7 +1924,7 @@
         <w:t xml:space="preserve">Bei der Ausgabe stellt das Informatiksystem das Ergebnis bereit.</w:t>
       </w:r>
     </w:p>
-    <w:bookmarkStart w:id="40" w:name="beispiele-für-ausgabegeräte"/>
+    <w:bookmarkStart w:id="51" w:name="beispiele-für-ausgabegeräte"/>
     <w:p>
       <w:pPr>
         <w:pStyle w:val="Heading3"/>
@@ -1916,11 +1935,11 @@
     </w:p>
     <w:p>
       <w:pPr>
-        <w:pStyle w:val="Compact"/>
         <w:numPr>
           <w:ilvl w:val="0"/>
           <w:numId w:val="1013"/>
         </w:numPr>
+        <w:pStyle w:val="Compact"/>
       </w:pPr>
       <w:r>
         <w:t xml:space="preserve">Bildschirm</w:t>
@@ -1928,11 +1947,11 @@
     </w:p>
     <w:p>
       <w:pPr>
-        <w:pStyle w:val="Compact"/>
         <w:numPr>
           <w:ilvl w:val="0"/>
           <w:numId w:val="1013"/>
         </w:numPr>
+        <w:pStyle w:val="Compact"/>
       </w:pPr>
       <w:r>
         <w:t xml:space="preserve">Drucker</w:t>
@@ -1940,11 +1959,11 @@
     </w:p>
     <w:p>
       <w:pPr>
-        <w:pStyle w:val="Compact"/>
         <w:numPr>
           <w:ilvl w:val="0"/>
           <w:numId w:val="1013"/>
         </w:numPr>
+        <w:pStyle w:val="Compact"/>
       </w:pPr>
       <w:r>
         <w:t xml:space="preserve">Lautsprecher</w:t>
@@ -1952,11 +1971,11 @@
     </w:p>
     <w:p>
       <w:pPr>
-        <w:pStyle w:val="Compact"/>
         <w:numPr>
           <w:ilvl w:val="0"/>
           <w:numId w:val="1013"/>
         </w:numPr>
+        <w:pStyle w:val="Compact"/>
       </w:pPr>
       <w:r>
         <w:t xml:space="preserve">Beamer</w:t>
@@ -1964,11 +1983,11 @@
     </w:p>
     <w:p>
       <w:pPr>
-        <w:pStyle w:val="Compact"/>
         <w:numPr>
           <w:ilvl w:val="0"/>
           <w:numId w:val="1013"/>
         </w:numPr>
+        <w:pStyle w:val="Compact"/>
       </w:pPr>
       <w:r>
         <w:t xml:space="preserve">Kontrollleuchte</w:t>
@@ -1976,18 +1995,18 @@
     </w:p>
     <w:p>
       <w:pPr>
-        <w:pStyle w:val="Compact"/>
         <w:numPr>
           <w:ilvl w:val="0"/>
           <w:numId w:val="1013"/>
         </w:numPr>
+        <w:pStyle w:val="Compact"/>
       </w:pPr>
       <w:r>
         <w:t xml:space="preserve">Motor</w:t>
       </w:r>
     </w:p>
-    <w:bookmarkEnd w:id="40"/>
-    <w:bookmarkStart w:id="41" w:name="beispiel-2"/>
+    <w:bookmarkEnd w:id="51"/>
+    <w:bookmarkStart w:id="52" w:name="beispiel-2"/>
     <w:p>
       <w:pPr>
         <w:pStyle w:val="Heading3"/>
@@ -2022,9 +2041,9 @@
         </w:pict>
       </w:r>
     </w:p>
-    <w:bookmarkEnd w:id="41"/>
-    <w:bookmarkEnd w:id="42"/>
-    <w:bookmarkStart w:id="46" w:name="speicherung"/>
+    <w:bookmarkEnd w:id="52"/>
+    <w:bookmarkEnd w:id="53"/>
+    <w:bookmarkStart w:id="57" w:name="speicherung"/>
     <w:p>
       <w:pPr>
         <w:pStyle w:val="Heading2"/>
@@ -2041,7 +2060,7 @@
         <w:t xml:space="preserve">Bei der Speicherung werden Daten oder Ergebnisse dauerhaft oder vorübergehend abgelegt.</w:t>
       </w:r>
     </w:p>
-    <w:bookmarkStart w:id="43" w:name="beispiele-für-speicher"/>
+    <w:bookmarkStart w:id="54" w:name="beispiele-für-speicher"/>
     <w:p>
       <w:pPr>
         <w:pStyle w:val="Heading3"/>
@@ -2052,11 +2071,11 @@
     </w:p>
     <w:p>
       <w:pPr>
-        <w:pStyle w:val="Compact"/>
         <w:numPr>
           <w:ilvl w:val="0"/>
           <w:numId w:val="1014"/>
         </w:numPr>
+        <w:pStyle w:val="Compact"/>
       </w:pPr>
       <w:r>
         <w:t xml:space="preserve">Arbeitsspeicher</w:t>
@@ -2064,11 +2083,11 @@
     </w:p>
     <w:p>
       <w:pPr>
-        <w:pStyle w:val="Compact"/>
         <w:numPr>
           <w:ilvl w:val="0"/>
           <w:numId w:val="1014"/>
         </w:numPr>
+        <w:pStyle w:val="Compact"/>
       </w:pPr>
       <w:r>
         <w:t xml:space="preserve">SSD</w:t>
@@ -2076,11 +2095,11 @@
     </w:p>
     <w:p>
       <w:pPr>
-        <w:pStyle w:val="Compact"/>
         <w:numPr>
           <w:ilvl w:val="0"/>
           <w:numId w:val="1014"/>
         </w:numPr>
+        <w:pStyle w:val="Compact"/>
       </w:pPr>
       <w:r>
         <w:t xml:space="preserve">Festplatte</w:t>
@@ -2088,11 +2107,11 @@
     </w:p>
     <w:p>
       <w:pPr>
-        <w:pStyle w:val="Compact"/>
         <w:numPr>
           <w:ilvl w:val="0"/>
           <w:numId w:val="1014"/>
         </w:numPr>
+        <w:pStyle w:val="Compact"/>
       </w:pPr>
       <w:r>
         <w:t xml:space="preserve">USB-Stick</w:t>
@@ -2100,11 +2119,11 @@
     </w:p>
     <w:p>
       <w:pPr>
-        <w:pStyle w:val="Compact"/>
         <w:numPr>
           <w:ilvl w:val="0"/>
           <w:numId w:val="1014"/>
         </w:numPr>
+        <w:pStyle w:val="Compact"/>
       </w:pPr>
       <w:r>
         <w:t xml:space="preserve">Speicherkarte</w:t>
@@ -2112,11 +2131,11 @@
     </w:p>
     <w:p>
       <w:pPr>
-        <w:pStyle w:val="Compact"/>
         <w:numPr>
           <w:ilvl w:val="0"/>
           <w:numId w:val="1014"/>
         </w:numPr>
+        <w:pStyle w:val="Compact"/>
       </w:pPr>
       <w:r>
         <w:t xml:space="preserve">Schulserver</w:t>
@@ -2124,18 +2143,18 @@
     </w:p>
     <w:p>
       <w:pPr>
-        <w:pStyle w:val="Compact"/>
         <w:numPr>
           <w:ilvl w:val="0"/>
           <w:numId w:val="1014"/>
         </w:numPr>
+        <w:pStyle w:val="Compact"/>
       </w:pPr>
       <w:r>
         <w:t xml:space="preserve">Cloudspeicher</w:t>
       </w:r>
     </w:p>
-    <w:bookmarkEnd w:id="43"/>
-    <w:bookmarkStart w:id="44" w:name="gespeichert-werden-können"/>
+    <w:bookmarkEnd w:id="54"/>
+    <w:bookmarkStart w:id="55" w:name="gespeichert-werden-können"/>
     <w:p>
       <w:pPr>
         <w:pStyle w:val="Heading3"/>
@@ -2146,11 +2165,11 @@
     </w:p>
     <w:p>
       <w:pPr>
-        <w:pStyle w:val="Compact"/>
         <w:numPr>
           <w:ilvl w:val="0"/>
           <w:numId w:val="1015"/>
         </w:numPr>
+        <w:pStyle w:val="Compact"/>
       </w:pPr>
       <w:r>
         <w:t xml:space="preserve">Eingabedaten</w:t>
@@ -2158,11 +2177,11 @@
     </w:p>
     <w:p>
       <w:pPr>
-        <w:pStyle w:val="Compact"/>
         <w:numPr>
           <w:ilvl w:val="0"/>
           <w:numId w:val="1015"/>
         </w:numPr>
+        <w:pStyle w:val="Compact"/>
       </w:pPr>
       <w:r>
         <w:t xml:space="preserve">Zwischenergebnisse</w:t>
@@ -2170,11 +2189,11 @@
     </w:p>
     <w:p>
       <w:pPr>
-        <w:pStyle w:val="Compact"/>
         <w:numPr>
           <w:ilvl w:val="0"/>
           <w:numId w:val="1015"/>
         </w:numPr>
+        <w:pStyle w:val="Compact"/>
       </w:pPr>
       <w:r>
         <w:t xml:space="preserve">Programme</w:t>
@@ -2182,11 +2201,11 @@
     </w:p>
     <w:p>
       <w:pPr>
-        <w:pStyle w:val="Compact"/>
         <w:numPr>
           <w:ilvl w:val="0"/>
           <w:numId w:val="1015"/>
         </w:numPr>
+        <w:pStyle w:val="Compact"/>
       </w:pPr>
       <w:r>
         <w:t xml:space="preserve">Einstellungen</w:t>
@@ -2194,18 +2213,18 @@
     </w:p>
     <w:p>
       <w:pPr>
-        <w:pStyle w:val="Compact"/>
         <w:numPr>
           <w:ilvl w:val="0"/>
           <w:numId w:val="1015"/>
         </w:numPr>
+        <w:pStyle w:val="Compact"/>
       </w:pPr>
       <w:r>
         <w:t xml:space="preserve">Endergebnisse</w:t>
       </w:r>
     </w:p>
-    <w:bookmarkEnd w:id="44"/>
-    <w:bookmarkStart w:id="45" w:name="beispiel-3"/>
+    <w:bookmarkEnd w:id="55"/>
+    <w:bookmarkStart w:id="56" w:name="beispiel-3"/>
     <w:p>
       <w:pPr>
         <w:pStyle w:val="Heading3"/>
@@ -2240,9 +2259,9 @@
         </w:pict>
       </w:r>
     </w:p>
-    <w:bookmarkEnd w:id="45"/>
-    <w:bookmarkEnd w:id="46"/>
-    <w:bookmarkStart w:id="51" w:name="beispiel-1-taschenrechner"/>
+    <w:bookmarkEnd w:id="56"/>
+    <w:bookmarkEnd w:id="57"/>
+    <w:bookmarkStart w:id="62" w:name="beispiel-1-taschenrechner"/>
     <w:p>
       <w:pPr>
         <w:pStyle w:val="Heading2"/>
@@ -2251,7 +2270,7 @@
         <w:t xml:space="preserve">Beispiel 1 – Taschenrechner</w:t>
       </w:r>
     </w:p>
-    <w:bookmarkStart w:id="47" w:name="eingabe-1"/>
+    <w:bookmarkStart w:id="58" w:name="eingabe-1"/>
     <w:p>
       <w:pPr>
         <w:pStyle w:val="Heading3"/>
@@ -2271,8 +2290,8 @@
         <w:t xml:space="preserve">4 + 5</w:t>
       </w:r>
     </w:p>
-    <w:bookmarkEnd w:id="47"/>
-    <w:bookmarkStart w:id="48" w:name="verarbeitung-1"/>
+    <w:bookmarkEnd w:id="58"/>
+    <w:bookmarkStart w:id="59" w:name="verarbeitung-1"/>
     <w:p>
       <w:pPr>
         <w:pStyle w:val="Heading3"/>
@@ -2289,8 +2308,8 @@
         <w:t xml:space="preserve">Die Zahlen werden addiert.</w:t>
       </w:r>
     </w:p>
-    <w:bookmarkEnd w:id="48"/>
-    <w:bookmarkStart w:id="49" w:name="ausgabe-1"/>
+    <w:bookmarkEnd w:id="59"/>
+    <w:bookmarkStart w:id="60" w:name="ausgabe-1"/>
     <w:p>
       <w:pPr>
         <w:pStyle w:val="Heading3"/>
@@ -2310,8 +2329,8 @@
         <w:t xml:space="preserve">9</w:t>
       </w:r>
     </w:p>
-    <w:bookmarkEnd w:id="49"/>
-    <w:bookmarkStart w:id="50" w:name="speicherung-1"/>
+    <w:bookmarkEnd w:id="60"/>
+    <w:bookmarkStart w:id="61" w:name="speicherung-1"/>
     <w:p>
       <w:pPr>
         <w:pStyle w:val="Heading3"/>
@@ -2335,9 +2354,9 @@
         </w:pict>
       </w:r>
     </w:p>
-    <w:bookmarkEnd w:id="50"/>
-    <w:bookmarkEnd w:id="51"/>
-    <w:bookmarkStart w:id="56" w:name="beispiel-2-textverarbeitung"/>
+    <w:bookmarkEnd w:id="61"/>
+    <w:bookmarkEnd w:id="62"/>
+    <w:bookmarkStart w:id="67" w:name="beispiel-2-textverarbeitung"/>
     <w:p>
       <w:pPr>
         <w:pStyle w:val="Heading2"/>
@@ -2346,7 +2365,7 @@
         <w:t xml:space="preserve">Beispiel 2 – Textverarbeitung</w:t>
       </w:r>
     </w:p>
-    <w:bookmarkStart w:id="52" w:name="eingabe-2"/>
+    <w:bookmarkStart w:id="63" w:name="eingabe-2"/>
     <w:p>
       <w:pPr>
         <w:pStyle w:val="Heading3"/>
@@ -2363,8 +2382,8 @@
         <w:t xml:space="preserve">Eine Schülerin schreibt einen Text mit der Tastatur.</w:t>
       </w:r>
     </w:p>
-    <w:bookmarkEnd w:id="52"/>
-    <w:bookmarkStart w:id="53" w:name="verarbeitung-2"/>
+    <w:bookmarkEnd w:id="63"/>
+    <w:bookmarkStart w:id="64" w:name="verarbeitung-2"/>
     <w:p>
       <w:pPr>
         <w:pStyle w:val="Heading3"/>
@@ -2381,8 +2400,8 @@
         <w:t xml:space="preserve">Das Textverarbeitungsprogramm verarbeitet die Zeichen und formatiert den Text.</w:t>
       </w:r>
     </w:p>
-    <w:bookmarkEnd w:id="53"/>
-    <w:bookmarkStart w:id="54" w:name="ausgabe-2"/>
+    <w:bookmarkEnd w:id="64"/>
+    <w:bookmarkStart w:id="65" w:name="ausgabe-2"/>
     <w:p>
       <w:pPr>
         <w:pStyle w:val="Heading3"/>
@@ -2399,8 +2418,8 @@
         <w:t xml:space="preserve">Der Text wird auf dem Bildschirm angezeigt oder ausgedruckt.</w:t>
       </w:r>
     </w:p>
-    <w:bookmarkEnd w:id="54"/>
-    <w:bookmarkStart w:id="55" w:name="speicherung-2"/>
+    <w:bookmarkEnd w:id="65"/>
+    <w:bookmarkStart w:id="66" w:name="speicherung-2"/>
     <w:p>
       <w:pPr>
         <w:pStyle w:val="Heading3"/>
@@ -2435,9 +2454,9 @@
         </w:pict>
       </w:r>
     </w:p>
-    <w:bookmarkEnd w:id="55"/>
-    <w:bookmarkEnd w:id="56"/>
-    <w:bookmarkStart w:id="61" w:name="beispiel-3-digitale-wetterstation"/>
+    <w:bookmarkEnd w:id="66"/>
+    <w:bookmarkEnd w:id="67"/>
+    <w:bookmarkStart w:id="72" w:name="beispiel-3-digitale-wetterstation"/>
     <w:p>
       <w:pPr>
         <w:pStyle w:val="Heading2"/>
@@ -2446,7 +2465,7 @@
         <w:t xml:space="preserve">Beispiel 3 – Digitale Wetterstation</w:t>
       </w:r>
     </w:p>
-    <w:bookmarkStart w:id="57" w:name="eingabe-3"/>
+    <w:bookmarkStart w:id="68" w:name="eingabe-3"/>
     <w:p>
       <w:pPr>
         <w:pStyle w:val="Heading3"/>
@@ -2465,11 +2484,11 @@
     </w:p>
     <w:p>
       <w:pPr>
-        <w:pStyle w:val="Compact"/>
         <w:numPr>
           <w:ilvl w:val="0"/>
           <w:numId w:val="1016"/>
         </w:numPr>
+        <w:pStyle w:val="Compact"/>
       </w:pPr>
       <w:r>
         <w:t xml:space="preserve">Temperatur</w:t>
@@ -2477,11 +2496,11 @@
     </w:p>
     <w:p>
       <w:pPr>
-        <w:pStyle w:val="Compact"/>
         <w:numPr>
           <w:ilvl w:val="0"/>
           <w:numId w:val="1016"/>
         </w:numPr>
+        <w:pStyle w:val="Compact"/>
       </w:pPr>
       <w:r>
         <w:t xml:space="preserve">Luftfeuchtigkeit</w:t>
@@ -2489,18 +2508,18 @@
     </w:p>
     <w:p>
       <w:pPr>
-        <w:pStyle w:val="Compact"/>
         <w:numPr>
           <w:ilvl w:val="0"/>
           <w:numId w:val="1016"/>
         </w:numPr>
+        <w:pStyle w:val="Compact"/>
       </w:pPr>
       <w:r>
         <w:t xml:space="preserve">Luftdruck</w:t>
       </w:r>
     </w:p>
-    <w:bookmarkEnd w:id="57"/>
-    <w:bookmarkStart w:id="58" w:name="verarbeitung-3"/>
+    <w:bookmarkEnd w:id="68"/>
+    <w:bookmarkStart w:id="69" w:name="verarbeitung-3"/>
     <w:p>
       <w:pPr>
         <w:pStyle w:val="Heading3"/>
@@ -2517,8 +2536,8 @@
         <w:t xml:space="preserve">Die Messwerte werden geprüft und ausgewertet.</w:t>
       </w:r>
     </w:p>
-    <w:bookmarkEnd w:id="58"/>
-    <w:bookmarkStart w:id="59" w:name="ausgabe-3"/>
+    <w:bookmarkEnd w:id="69"/>
+    <w:bookmarkStart w:id="70" w:name="ausgabe-3"/>
     <w:p>
       <w:pPr>
         <w:pStyle w:val="Heading3"/>
@@ -2535,8 +2554,8 @@
         <w:t xml:space="preserve">Die aktuellen Werte werden auf einem Display angezeigt.</w:t>
       </w:r>
     </w:p>
-    <w:bookmarkEnd w:id="59"/>
-    <w:bookmarkStart w:id="60" w:name="speicherung-3"/>
+    <w:bookmarkEnd w:id="70"/>
+    <w:bookmarkStart w:id="71" w:name="speicherung-3"/>
     <w:p>
       <w:pPr>
         <w:pStyle w:val="Heading3"/>
@@ -2560,9 +2579,9 @@
         </w:pict>
       </w:r>
     </w:p>
-    <w:bookmarkEnd w:id="60"/>
-    <w:bookmarkEnd w:id="61"/>
-    <w:bookmarkStart w:id="66" w:name="beispiel-4-schulfestkasse"/>
+    <w:bookmarkEnd w:id="71"/>
+    <w:bookmarkEnd w:id="72"/>
+    <w:bookmarkStart w:id="77" w:name="beispiel-4-schulfestkasse"/>
     <w:p>
       <w:pPr>
         <w:pStyle w:val="Heading2"/>
@@ -2571,7 +2590,7 @@
         <w:t xml:space="preserve">Beispiel 4 – Schulfestkasse</w:t>
       </w:r>
     </w:p>
-    <w:bookmarkStart w:id="62" w:name="eingabe-4"/>
+    <w:bookmarkStart w:id="73" w:name="eingabe-4"/>
     <w:p>
       <w:pPr>
         <w:pStyle w:val="Heading3"/>
@@ -2588,8 +2607,8 @@
         <w:t xml:space="preserve">Die Anzahl und der Preis der verkauften Artikel werden eingegeben.</w:t>
       </w:r>
     </w:p>
-    <w:bookmarkEnd w:id="62"/>
-    <w:bookmarkStart w:id="63" w:name="verarbeitung-4"/>
+    <w:bookmarkEnd w:id="73"/>
+    <w:bookmarkStart w:id="74" w:name="verarbeitung-4"/>
     <w:p>
       <w:pPr>
         <w:pStyle w:val="Heading3"/>
@@ -2606,8 +2625,8 @@
         <w:t xml:space="preserve">Das Programm berechnet den Gesamtpreis.</w:t>
       </w:r>
     </w:p>
-    <w:bookmarkEnd w:id="63"/>
-    <w:bookmarkStart w:id="64" w:name="ausgabe-4"/>
+    <w:bookmarkEnd w:id="74"/>
+    <w:bookmarkStart w:id="75" w:name="ausgabe-4"/>
     <w:p>
       <w:pPr>
         <w:pStyle w:val="Heading3"/>
@@ -2624,8 +2643,8 @@
         <w:t xml:space="preserve">Der zu zahlende Betrag wird angezeigt.</w:t>
       </w:r>
     </w:p>
-    <w:bookmarkEnd w:id="64"/>
-    <w:bookmarkStart w:id="65" w:name="speicherung-4"/>
+    <w:bookmarkEnd w:id="75"/>
+    <w:bookmarkStart w:id="76" w:name="speicherung-4"/>
     <w:p>
       <w:pPr>
         <w:pStyle w:val="Heading3"/>
@@ -2649,9 +2668,9 @@
         </w:pict>
       </w:r>
     </w:p>
-    <w:bookmarkEnd w:id="65"/>
-    <w:bookmarkEnd w:id="66"/>
-    <w:bookmarkStart w:id="68" w:name="speicher-während-der-verarbeitung"/>
+    <w:bookmarkEnd w:id="76"/>
+    <w:bookmarkEnd w:id="77"/>
+    <w:bookmarkStart w:id="79" w:name="speicher-während-der-verarbeitung"/>
     <w:p>
       <w:pPr>
         <w:pStyle w:val="Heading2"/>
@@ -2676,7 +2695,7 @@
         <w:t xml:space="preserve">Während eines Programms können Daten vorübergehend im Arbeitsspeicher abgelegt werden.</w:t>
       </w:r>
     </w:p>
-    <w:bookmarkStart w:id="67" w:name="beispiel-4"/>
+    <w:bookmarkStart w:id="78" w:name="beispiel-4"/>
     <w:p>
       <w:pPr>
         <w:pStyle w:val="Heading3"/>
@@ -2732,11 +2751,11 @@
     </w:p>
     <w:p>
       <w:pPr>
-        <w:pStyle w:val="Compact"/>
         <w:numPr>
           <w:ilvl w:val="0"/>
           <w:numId w:val="1017"/>
         </w:numPr>
+        <w:pStyle w:val="Compact"/>
       </w:pPr>
       <w:r>
         <w:t xml:space="preserve">die drei Messwerte</w:t>
@@ -2744,11 +2763,11 @@
     </w:p>
     <w:p>
       <w:pPr>
-        <w:pStyle w:val="Compact"/>
         <w:numPr>
           <w:ilvl w:val="0"/>
           <w:numId w:val="1017"/>
         </w:numPr>
+        <w:pStyle w:val="Compact"/>
       </w:pPr>
       <w:r>
         <w:t xml:space="preserve">ihre Summe</w:t>
@@ -2756,11 +2775,11 @@
     </w:p>
     <w:p>
       <w:pPr>
-        <w:pStyle w:val="Compact"/>
         <w:numPr>
           <w:ilvl w:val="0"/>
           <w:numId w:val="1017"/>
         </w:numPr>
+        <w:pStyle w:val="Compact"/>
       </w:pPr>
       <w:r>
         <w:t xml:space="preserve">den berechneten Durchschnitt</w:t>
@@ -2781,9 +2800,9 @@
         </w:pict>
       </w:r>
     </w:p>
-    <w:bookmarkEnd w:id="67"/>
-    <w:bookmarkEnd w:id="68"/>
-    <w:bookmarkStart w:id="69" w:name="evas-bei-einem-programm"/>
+    <w:bookmarkEnd w:id="78"/>
+    <w:bookmarkEnd w:id="79"/>
+    <w:bookmarkStart w:id="80" w:name="evas-bei-einem-programm"/>
     <w:p>
       <w:pPr>
         <w:pStyle w:val="Heading2"/>
@@ -2890,8 +2909,8 @@
         </w:pict>
       </w:r>
     </w:p>
-    <w:bookmarkEnd w:id="69"/>
-    <w:bookmarkStart w:id="70" w:name="aufgabe-1-fahrkartenautomat"/>
+    <w:bookmarkEnd w:id="80"/>
+    <w:bookmarkStart w:id="81" w:name="aufgabe-1-fahrkartenautomat"/>
     <w:p>
       <w:pPr>
         <w:pStyle w:val="Heading2"/>
@@ -2910,11 +2929,11 @@
     </w:p>
     <w:p>
       <w:pPr>
-        <w:pStyle w:val="Compact"/>
         <w:numPr>
           <w:ilvl w:val="0"/>
           <w:numId w:val="1018"/>
         </w:numPr>
+        <w:pStyle w:val="Compact"/>
       </w:pPr>
       <w:r>
         <w:t xml:space="preserve">Fahrziel auswählen</w:t>
@@ -2922,11 +2941,11 @@
     </w:p>
     <w:p>
       <w:pPr>
-        <w:pStyle w:val="Compact"/>
         <w:numPr>
           <w:ilvl w:val="0"/>
           <w:numId w:val="1018"/>
         </w:numPr>
+        <w:pStyle w:val="Compact"/>
       </w:pPr>
       <w:r>
         <w:t xml:space="preserve">Preis berechnen</w:t>
@@ -2934,11 +2953,11 @@
     </w:p>
     <w:p>
       <w:pPr>
-        <w:pStyle w:val="Compact"/>
         <w:numPr>
           <w:ilvl w:val="0"/>
           <w:numId w:val="1018"/>
         </w:numPr>
+        <w:pStyle w:val="Compact"/>
       </w:pPr>
       <w:r>
         <w:t xml:space="preserve">Fahrkarte drucken</w:t>
@@ -2946,11 +2965,11 @@
     </w:p>
     <w:p>
       <w:pPr>
-        <w:pStyle w:val="Compact"/>
         <w:numPr>
           <w:ilvl w:val="0"/>
           <w:numId w:val="1018"/>
         </w:numPr>
+        <w:pStyle w:val="Compact"/>
       </w:pPr>
       <w:r>
         <w:t xml:space="preserve">Verkauf im System protokollieren</w:t>
@@ -2958,11 +2977,11 @@
     </w:p>
     <w:p>
       <w:pPr>
-        <w:pStyle w:val="Compact"/>
         <w:numPr>
           <w:ilvl w:val="0"/>
           <w:numId w:val="1018"/>
         </w:numPr>
+        <w:pStyle w:val="Compact"/>
       </w:pPr>
       <w:r>
         <w:t xml:space="preserve">Geld oder Karte einlesen</w:t>
@@ -2973,6 +2992,7 @@
         <w:tblStyle w:val="Table"/>
         <w:tblW w:type="auto" w:w="0"/>
         <w:tblLook w:firstRow="1" w:lastRow="0" w:firstColumn="0" w:lastColumn="0" w:noHBand="0" w:noVBand="0" w:val="0020"/>
+        <w:jc w:val="start"/>
       </w:tblPr>
       <w:tblGrid>
         <w:gridCol w:w="3960"/>
@@ -2980,13 +3000,14 @@
       </w:tblGrid>
       <w:tr>
         <w:trPr>
-          <w:tblHeader w:val="on"/>
+          <w:tblHeader w:val="true"/>
         </w:trPr>
         <w:tc>
           <w:tcPr/>
           <w:p>
             <w:pPr>
               <w:pStyle w:val="Compact"/>
+              <w:jc w:val="left"/>
             </w:pPr>
             <w:r>
               <w:t xml:space="preserve">Vorgang</w:t>
@@ -2998,6 +3019,7 @@
           <w:p>
             <w:pPr>
               <w:pStyle w:val="Compact"/>
+              <w:jc w:val="left"/>
             </w:pPr>
             <w:r>
               <w:t xml:space="preserve">EVAS-Bereich</w:t>
@@ -3011,6 +3033,7 @@
           <w:p>
             <w:pPr>
               <w:pStyle w:val="Compact"/>
+              <w:jc w:val="left"/>
             </w:pPr>
             <w:r>
               <w:t xml:space="preserve">Fahrziel auswählen</w:t>
@@ -3032,6 +3055,7 @@
           <w:p>
             <w:pPr>
               <w:pStyle w:val="Compact"/>
+              <w:jc w:val="left"/>
             </w:pPr>
             <w:r>
               <w:t xml:space="preserve">Preis berechnen</w:t>
@@ -3053,6 +3077,7 @@
           <w:p>
             <w:pPr>
               <w:pStyle w:val="Compact"/>
+              <w:jc w:val="left"/>
             </w:pPr>
             <w:r>
               <w:t xml:space="preserve">Fahrkarte drucken</w:t>
@@ -3074,6 +3099,7 @@
           <w:p>
             <w:pPr>
               <w:pStyle w:val="Compact"/>
+              <w:jc w:val="left"/>
             </w:pPr>
             <w:r>
               <w:t xml:space="preserve">Verkauf protokollieren</w:t>
@@ -3095,6 +3121,7 @@
           <w:p>
             <w:pPr>
               <w:pStyle w:val="Compact"/>
+              <w:jc w:val="left"/>
             </w:pPr>
             <w:r>
               <w:t xml:space="preserve">Geld oder Karte einlesen</w:t>
@@ -3118,8 +3145,8 @@
         </w:pict>
       </w:r>
     </w:p>
-    <w:bookmarkEnd w:id="70"/>
-    <w:bookmarkStart w:id="75" w:name="aufgabe-2-smartphone-kamera"/>
+    <w:bookmarkEnd w:id="81"/>
+    <w:bookmarkStart w:id="86" w:name="aufgabe-2-smartphone-kamera"/>
     <w:p>
       <w:pPr>
         <w:pStyle w:val="Heading2"/>
@@ -3136,7 +3163,7 @@
         <w:t xml:space="preserve">Beschreibe das EVAS-Prinzip beim Fotografieren mit einem Smartphone.</w:t>
       </w:r>
     </w:p>
-    <w:bookmarkStart w:id="71" w:name="eingabe-5"/>
+    <w:bookmarkStart w:id="82" w:name="eingabe-5"/>
     <w:p>
       <w:pPr>
         <w:pStyle w:val="Heading3"/>
@@ -3152,8 +3179,8 @@
         </w:pict>
       </w:r>
     </w:p>
-    <w:bookmarkEnd w:id="71"/>
-    <w:bookmarkStart w:id="72" w:name="verarbeitung-5"/>
+    <w:bookmarkEnd w:id="82"/>
+    <w:bookmarkStart w:id="83" w:name="verarbeitung-5"/>
     <w:p>
       <w:pPr>
         <w:pStyle w:val="Heading3"/>
@@ -3169,8 +3196,8 @@
         </w:pict>
       </w:r>
     </w:p>
-    <w:bookmarkEnd w:id="72"/>
-    <w:bookmarkStart w:id="73" w:name="ausgabe-5"/>
+    <w:bookmarkEnd w:id="83"/>
+    <w:bookmarkStart w:id="84" w:name="ausgabe-5"/>
     <w:p>
       <w:pPr>
         <w:pStyle w:val="Heading3"/>
@@ -3186,8 +3213,8 @@
         </w:pict>
       </w:r>
     </w:p>
-    <w:bookmarkEnd w:id="73"/>
-    <w:bookmarkStart w:id="74" w:name="speicherung-5"/>
+    <w:bookmarkEnd w:id="84"/>
+    <w:bookmarkStart w:id="85" w:name="speicherung-5"/>
     <w:p>
       <w:pPr>
         <w:pStyle w:val="Heading3"/>
@@ -3210,9 +3237,9 @@
         </w:pict>
       </w:r>
     </w:p>
-    <w:bookmarkEnd w:id="74"/>
-    <w:bookmarkEnd w:id="75"/>
-    <w:bookmarkStart w:id="76" w:name="aufgabe-3-eigenes-beispiel"/>
+    <w:bookmarkEnd w:id="85"/>
+    <w:bookmarkEnd w:id="86"/>
+    <w:bookmarkStart w:id="87" w:name="aufgabe-3-eigenes-beispiel"/>
     <w:p>
       <w:pPr>
         <w:pStyle w:val="Heading2"/>
@@ -3239,11 +3266,11 @@
     </w:p>
     <w:p>
       <w:pPr>
-        <w:pStyle w:val="Compact"/>
         <w:numPr>
           <w:ilvl w:val="0"/>
           <w:numId w:val="1019"/>
         </w:numPr>
+        <w:pStyle w:val="Compact"/>
       </w:pPr>
       <w:r>
         <w:t xml:space="preserve">Geldautomat</w:t>
@@ -3251,11 +3278,11 @@
     </w:p>
     <w:p>
       <w:pPr>
-        <w:pStyle w:val="Compact"/>
         <w:numPr>
           <w:ilvl w:val="0"/>
           <w:numId w:val="1019"/>
         </w:numPr>
+        <w:pStyle w:val="Compact"/>
       </w:pPr>
       <w:r>
         <w:t xml:space="preserve">Navigationsgerät</w:t>
@@ -3263,11 +3290,11 @@
     </w:p>
     <w:p>
       <w:pPr>
-        <w:pStyle w:val="Compact"/>
         <w:numPr>
           <w:ilvl w:val="0"/>
           <w:numId w:val="1019"/>
         </w:numPr>
+        <w:pStyle w:val="Compact"/>
       </w:pPr>
       <w:r>
         <w:t xml:space="preserve">Spielekonsole</w:t>
@@ -3275,11 +3302,11 @@
     </w:p>
     <w:p>
       <w:pPr>
-        <w:pStyle w:val="Compact"/>
         <w:numPr>
           <w:ilvl w:val="0"/>
           <w:numId w:val="1019"/>
         </w:numPr>
+        <w:pStyle w:val="Compact"/>
       </w:pPr>
       <w:r>
         <w:t xml:space="preserve">Smartwatch</w:t>
@@ -3287,11 +3314,11 @@
     </w:p>
     <w:p>
       <w:pPr>
-        <w:pStyle w:val="Compact"/>
         <w:numPr>
           <w:ilvl w:val="0"/>
           <w:numId w:val="1019"/>
         </w:numPr>
+        <w:pStyle w:val="Compact"/>
       </w:pPr>
       <w:r>
         <w:t xml:space="preserve">Fahrstuhlsteuerung</w:t>
@@ -3299,11 +3326,11 @@
     </w:p>
     <w:p>
       <w:pPr>
-        <w:pStyle w:val="Compact"/>
         <w:numPr>
           <w:ilvl w:val="0"/>
           <w:numId w:val="1019"/>
         </w:numPr>
+        <w:pStyle w:val="Compact"/>
       </w:pPr>
       <w:r>
         <w:t xml:space="preserve">Schulcomputer</w:t>
@@ -3322,6 +3349,7 @@
         <w:tblStyle w:val="Table"/>
         <w:tblW w:type="auto" w:w="0"/>
         <w:tblLook w:firstRow="1" w:lastRow="0" w:firstColumn="0" w:lastColumn="0" w:noHBand="0" w:noVBand="0" w:val="0020"/>
+        <w:jc w:val="start"/>
       </w:tblPr>
       <w:tblGrid>
         <w:gridCol w:w="3960"/>
@@ -3329,13 +3357,14 @@
       </w:tblGrid>
       <w:tr>
         <w:trPr>
-          <w:tblHeader w:val="on"/>
+          <w:tblHeader w:val="true"/>
         </w:trPr>
         <w:tc>
           <w:tcPr/>
           <w:p>
             <w:pPr>
               <w:pStyle w:val="Compact"/>
+              <w:jc w:val="left"/>
             </w:pPr>
             <w:r>
               <w:t xml:space="preserve">EVAS-Bereich</w:t>
@@ -3347,6 +3376,7 @@
           <w:p>
             <w:pPr>
               <w:pStyle w:val="Compact"/>
+              <w:jc w:val="left"/>
             </w:pPr>
             <w:r>
               <w:t xml:space="preserve">Beschreibung</w:t>
@@ -3360,6 +3390,7 @@
           <w:p>
             <w:pPr>
               <w:pStyle w:val="Compact"/>
+              <w:jc w:val="left"/>
             </w:pPr>
             <w:r>
               <w:t xml:space="preserve">Eingabe</w:t>
@@ -3381,6 +3412,7 @@
           <w:p>
             <w:pPr>
               <w:pStyle w:val="Compact"/>
+              <w:jc w:val="left"/>
             </w:pPr>
             <w:r>
               <w:t xml:space="preserve">Verarbeitung</w:t>
@@ -3402,6 +3434,7 @@
           <w:p>
             <w:pPr>
               <w:pStyle w:val="Compact"/>
+              <w:jc w:val="left"/>
             </w:pPr>
             <w:r>
               <w:t xml:space="preserve">Ausgabe</w:t>
@@ -3423,6 +3456,7 @@
           <w:p>
             <w:pPr>
               <w:pStyle w:val="Compact"/>
+              <w:jc w:val="left"/>
             </w:pPr>
             <w:r>
               <w:t xml:space="preserve">Speicherung</w:t>
@@ -3446,8 +3480,8 @@
         </w:pict>
       </w:r>
     </w:p>
-    <w:bookmarkEnd w:id="76"/>
-    <w:bookmarkStart w:id="77" w:name="merke-5"/>
+    <w:bookmarkEnd w:id="87"/>
+    <w:bookmarkStart w:id="88" w:name="merke-5"/>
     <w:p>
       <w:pPr>
         <w:pStyle w:val="Heading2"/>
@@ -3470,8 +3504,8 @@
       </w:pPr>
       <w:r>
         <w:rPr>
+          <w:bCs/>
           <w:b/>
-          <w:bCs/>
         </w:rPr>
         <w:t xml:space="preserve">Daten werden eingegeben, verarbeitet, ausgegeben und gespeichert.</w:t>
       </w:r>
@@ -3484,9 +3518,9 @@
         <w:t xml:space="preserve">Die Verarbeitung erfolgt mithilfe von Algorithmen und Programmen. Die Speicherung sorgt dafür, dass Daten während der Verarbeitung oder für eine spätere Nutzung verfügbar bleiben.</w:t>
       </w:r>
     </w:p>
-    <w:bookmarkEnd w:id="77"/>
-    <w:bookmarkEnd w:id="78"/>
-    <w:bookmarkStart w:id="79" w:name="zusammenfassung"/>
+    <w:bookmarkEnd w:id="88"/>
+    <w:bookmarkEnd w:id="89"/>
+    <w:bookmarkStart w:id="90" w:name="zusammenfassung"/>
     <w:p>
       <w:pPr>
         <w:pStyle w:val="Heading1"/>
@@ -3505,11 +3539,11 @@
     </w:p>
     <w:p>
       <w:pPr>
-        <w:pStyle w:val="Compact"/>
         <w:numPr>
           <w:ilvl w:val="0"/>
           <w:numId w:val="1020"/>
         </w:numPr>
+        <w:pStyle w:val="Compact"/>
       </w:pPr>
       <w:r>
         <w:t xml:space="preserve">den Aufbau eines Computers,</w:t>
@@ -3517,11 +3551,11 @@
     </w:p>
     <w:p>
       <w:pPr>
-        <w:pStyle w:val="Compact"/>
         <w:numPr>
           <w:ilvl w:val="0"/>
           <w:numId w:val="1020"/>
         </w:numPr>
+        <w:pStyle w:val="Compact"/>
       </w:pPr>
       <w:r>
         <w:t xml:space="preserve">den Unterschied zwischen Hardware und Software,</w:t>
@@ -3529,11 +3563,11 @@
     </w:p>
     <w:p>
       <w:pPr>
-        <w:pStyle w:val="Compact"/>
         <w:numPr>
           <w:ilvl w:val="0"/>
           <w:numId w:val="1020"/>
         </w:numPr>
+        <w:pStyle w:val="Compact"/>
       </w:pPr>
       <w:r>
         <w:t xml:space="preserve">Aufgaben eines Betriebssystems,</w:t>
@@ -3541,11 +3575,11 @@
     </w:p>
     <w:p>
       <w:pPr>
-        <w:pStyle w:val="Compact"/>
         <w:numPr>
           <w:ilvl w:val="0"/>
           <w:numId w:val="1020"/>
         </w:numPr>
+        <w:pStyle w:val="Compact"/>
       </w:pPr>
       <w:r>
         <w:t xml:space="preserve">den Aufbau eines Dateisystems,</w:t>
@@ -3553,11 +3587,11 @@
     </w:p>
     <w:p>
       <w:pPr>
-        <w:pStyle w:val="Compact"/>
         <w:numPr>
           <w:ilvl w:val="0"/>
           <w:numId w:val="1020"/>
         </w:numPr>
+        <w:pStyle w:val="Compact"/>
       </w:pPr>
       <w:r>
         <w:t xml:space="preserve">das EVA-Prinzip.</w:t>
@@ -3571,8 +3605,8 @@
         <w:t xml:space="preserve">Diese Grundlagen werden im weiteren Lehrwerk regelmäßig benötigt.</w:t>
       </w:r>
     </w:p>
-    <w:bookmarkEnd w:id="79"/>
-    <w:bookmarkStart w:id="80" w:name="quellen"/>
+    <w:bookmarkEnd w:id="90"/>
+    <w:bookmarkStart w:id="91" w:name="quellen"/>
     <w:p>
       <w:pPr>
         <w:pStyle w:val="Heading1"/>
@@ -3643,12 +3677,8 @@
         <w:t xml:space="preserve">https://de.wikipedia.org/wiki/Computer</w:t>
       </w:r>
     </w:p>
-    <w:bookmarkEnd w:id="80"/>
-    <w:sectPr>
-      <w:footnotePr>
-        <w:numRestart w:val="eachSect"/>
-      </w:footnotePr>
-    </w:sectPr>
+    <w:bookmarkEnd w:id="91"/>
+    <w:sectPr/>
   </w:body>
 </w:document>
 </file>
@@ -3679,14 +3709,14 @@
 <file path=word/numbering.xml><?xml version="1.0" encoding="utf-8"?>
 <w:numbering xmlns:w="http://schemas.openxmlformats.org/wordprocessingml/2006/main">
   <w:abstractNum w:abstractNumId="990">
-    <w:nsid w:val="0000A990"/>
+    <w:nsid w:val="A990"/>
     <w:multiLevelType w:val="multilevel"/>
     <w:lvl w:ilvl="0">
       <w:numFmt w:val="bullet"/>
       <w:lvlText w:val=" "/>
       <w:lvlJc w:val="left"/>
       <w:pPr>
-        <w:ind w:left="720" w:hanging="360"/>
+        <w:ind w:left="720" w:hanging="480"/>
       </w:pPr>
     </w:lvl>
     <w:lvl w:ilvl="1">
@@ -3694,7 +3724,7 @@
       <w:lvlText w:val=" "/>
       <w:lvlJc w:val="left"/>
       <w:pPr>
-        <w:ind w:left="1440" w:hanging="360"/>
+        <w:ind w:left="1440" w:hanging="480"/>
       </w:pPr>
     </w:lvl>
     <w:lvl w:ilvl="2">
@@ -3702,7 +3732,7 @@
       <w:lvlText w:val=" "/>
       <w:lvlJc w:val="left"/>
       <w:pPr>
-        <w:ind w:left="2160" w:hanging="360"/>
+        <w:ind w:left="2160" w:hanging="480"/>
       </w:pPr>
     </w:lvl>
     <w:lvl w:ilvl="3">
@@ -3710,7 +3740,7 @@
       <w:lvlText w:val=" "/>
       <w:lvlJc w:val="left"/>
       <w:pPr>
-        <w:ind w:left="2880" w:hanging="360"/>
+        <w:ind w:left="2880" w:hanging="480"/>
       </w:pPr>
     </w:lvl>
     <w:lvl w:ilvl="4">
@@ -3718,7 +3748,7 @@
       <w:lvlText w:val=" "/>
       <w:lvlJc w:val="left"/>
       <w:pPr>
-        <w:ind w:left="3600" w:hanging="360"/>
+        <w:ind w:left="3600" w:hanging="480"/>
       </w:pPr>
     </w:lvl>
     <w:lvl w:ilvl="5">
@@ -3726,7 +3756,7 @@
       <w:lvlText w:val=" "/>
       <w:lvlJc w:val="left"/>
       <w:pPr>
-        <w:ind w:left="4320" w:hanging="360"/>
+        <w:ind w:left="4320" w:hanging="480"/>
       </w:pPr>
     </w:lvl>
     <w:lvl w:ilvl="6">
@@ -3734,7 +3764,7 @@
       <w:lvlText w:val=" "/>
       <w:lvlJc w:val="left"/>
       <w:pPr>
-        <w:ind w:left="5040" w:hanging="360"/>
+        <w:ind w:left="5040" w:hanging="480"/>
       </w:pPr>
     </w:lvl>
     <w:lvl w:ilvl="7">
@@ -3742,7 +3772,7 @@
       <w:lvlText w:val=" "/>
       <w:lvlJc w:val="left"/>
       <w:pPr>
-        <w:ind w:left="5760" w:hanging="360"/>
+        <w:ind w:left="5760" w:hanging="480"/>
       </w:pPr>
     </w:lvl>
     <w:lvl w:ilvl="8">
@@ -3750,115 +3780,88 @@
       <w:lvlText w:val=" "/>
       <w:lvlJc w:val="left"/>
       <w:pPr>
-        <w:ind w:left="6480" w:hanging="360"/>
+        <w:ind w:left="6480" w:hanging="480"/>
       </w:pPr>
     </w:lvl>
   </w:abstractNum>
   <w:abstractNum w:abstractNumId="991">
-    <w:nsid w:val="0000A991"/>
+    <w:nsid w:val="A991"/>
     <w:multiLevelType w:val="multilevel"/>
     <w:lvl w:ilvl="0">
       <w:numFmt w:val="bullet"/>
-      <w:lvlText w:val=""/>
+      <w:lvlText w:val="•"/>
       <w:lvlJc w:val="left"/>
       <w:pPr>
-        <w:ind w:left="720" w:hanging="360"/>
-      </w:pPr>
-      <w:rPr>
-        <w:rFonts w:ascii="Symbol" w:hAnsi="Symbol" w:cs="Symbol" w:hint="default"/>
-      </w:rPr>
+        <w:ind w:left="720" w:hanging="480"/>
+      </w:pPr>
     </w:lvl>
     <w:lvl w:ilvl="1">
       <w:numFmt w:val="bullet"/>
-      <w:lvlText w:val="o"/>
+      <w:lvlText w:val="–"/>
       <w:lvlJc w:val="left"/>
       <w:pPr>
-        <w:ind w:left="1440" w:hanging="360"/>
-      </w:pPr>
-      <w:rPr>
-        <w:rFonts w:ascii="Courier New" w:hAnsi="Courier New" w:cs="Courier New" w:hint="default"/>
-      </w:rPr>
+        <w:ind w:left="1440" w:hanging="480"/>
+      </w:pPr>
     </w:lvl>
     <w:lvl w:ilvl="2">
       <w:numFmt w:val="bullet"/>
-      <w:lvlText w:val=""/>
+      <w:lvlText w:val="•"/>
       <w:lvlJc w:val="left"/>
       <w:pPr>
-        <w:ind w:left="2160" w:hanging="360"/>
-      </w:pPr>
-      <w:rPr>
-        <w:rFonts w:ascii="Wingdings" w:hAnsi="Wingdings" w:cs="Wingdings" w:hint="default"/>
-      </w:rPr>
+        <w:ind w:left="2160" w:hanging="480"/>
+      </w:pPr>
     </w:lvl>
     <w:lvl w:ilvl="3">
       <w:numFmt w:val="bullet"/>
-      <w:lvlText w:val=""/>
+      <w:lvlText w:val="–"/>
       <w:lvlJc w:val="left"/>
       <w:pPr>
-        <w:ind w:left="2880" w:hanging="360"/>
-      </w:pPr>
-      <w:rPr>
-        <w:rFonts w:ascii="Symbol" w:hAnsi="Symbol" w:cs="Symbol" w:hint="default"/>
-      </w:rPr>
+        <w:ind w:left="2880" w:hanging="480"/>
+      </w:pPr>
     </w:lvl>
     <w:lvl w:ilvl="4">
       <w:numFmt w:val="bullet"/>
-      <w:lvlText w:val="o"/>
+      <w:lvlText w:val="•"/>
       <w:lvlJc w:val="left"/>
       <w:pPr>
-        <w:ind w:left="3600" w:hanging="360"/>
-      </w:pPr>
-      <w:rPr>
-        <w:rFonts w:ascii="Courier New" w:hAnsi="Courier New" w:cs="Courier New" w:hint="default"/>
-      </w:rPr>
+        <w:ind w:left="3600" w:hanging="480"/>
+      </w:pPr>
     </w:lvl>
     <w:lvl w:ilvl="5">
       <w:numFmt w:val="bullet"/>
-      <w:lvlText w:val=""/>
+      <w:lvlText w:val="–"/>
       <w:lvlJc w:val="left"/>
       <w:pPr>
-        <w:ind w:left="4320" w:hanging="360"/>
-      </w:pPr>
-      <w:rPr>
-        <w:rFonts w:ascii="Wingdings" w:hAnsi="Wingdings" w:cs="Wingdings" w:hint="default"/>
-      </w:rPr>
+        <w:ind w:left="4320" w:hanging="480"/>
+      </w:pPr>
     </w:lvl>
     <w:lvl w:ilvl="6">
       <w:numFmt w:val="bullet"/>
-      <w:lvlText w:val=""/>
+      <w:lvlText w:val="•"/>
       <w:lvlJc w:val="left"/>
       <w:pPr>
-        <w:ind w:left="5040" w:hanging="360"/>
-      </w:pPr>
-      <w:rPr>
-        <w:rFonts w:ascii="Symbol" w:hAnsi="Symbol" w:cs="Symbol" w:hint="default"/>
-      </w:rPr>
+        <w:ind w:left="5040" w:hanging="480"/>
+      </w:pPr>
     </w:lvl>
     <w:lvl w:ilvl="7">
       <w:numFmt w:val="bullet"/>
-      <w:lvlText w:val="o"/>
+      <w:lvlText w:val="–"/>
       <w:lvlJc w:val="left"/>
       <w:pPr>
-        <w:ind w:left="5760" w:hanging="360"/>
-      </w:pPr>
-      <w:rPr>
-        <w:rFonts w:ascii="Courier New" w:hAnsi="Courier New" w:cs="Courier New" w:hint="default"/>
-      </w:rPr>
+        <w:ind w:left="5760" w:hanging="480"/>
+      </w:pPr>
     </w:lvl>
     <w:lvl w:ilvl="8">
       <w:numFmt w:val="bullet"/>
-      <w:lvlText w:val=""/>
+      <w:lvlText w:val="•"/>
       <w:lvlJc w:val="left"/>
       <w:pPr>
-        <w:ind w:left="6480" w:hanging="360"/>
-      </w:pPr>
-      <w:rPr>
-        <w:rFonts w:ascii="Wingdings" w:hAnsi="Wingdings" w:cs="Wingdings" w:hint="default"/>
-      </w:rPr>
+        <w:ind w:left="6480" w:hanging="480"/>
+      </w:pPr>
     </w:lvl>
   </w:abstractNum>
   <w:abstractNum w:abstractNumId="99411">
-    <w:nsid w:val="00A99411"/>
+    <w:nsid w:val="A99411"/>
     <w:multiLevelType w:val="multilevel"/>
     <w:lvl w:ilvl="0">
       <w:start w:val="1"/>
@@ -3866,7 +3869,7 @@
       <w:lvlText w:val="%1."/>
       <w:lvlJc w:val="left"/>
       <w:pPr>
-        <w:ind w:left="720" w:hanging="360"/>
+        <w:ind w:left="720" w:hanging="480"/>
       </w:pPr>
     </w:lvl>
     <w:lvl w:ilvl="1">
@@ -3875,7 +3878,7 @@
       <w:lvlText w:val="%2."/>
       <w:lvlJc w:val="left"/>
       <w:pPr>
-        <w:ind w:left="1440" w:hanging="360"/>
+        <w:ind w:left="1440" w:hanging="480"/>
       </w:pPr>
     </w:lvl>
     <w:lvl w:ilvl="2">
@@ -3884,7 +3887,7 @@
       <w:lvlText w:val="%3."/>
       <w:lvlJc w:val="left"/>
       <w:pPr>
-        <w:ind w:left="2160" w:hanging="360"/>
+        <w:ind w:left="2160" w:hanging="480"/>
       </w:pPr>
     </w:lvl>
     <w:lvl w:ilvl="3">
@@ -3893,7 +3896,7 @@
       <w:lvlText w:val="%4."/>
       <w:lvlJc w:val="left"/>
       <w:pPr>
-        <w:ind w:left="2880" w:hanging="360"/>
+        <w:ind w:left="2880" w:hanging="480"/>
       </w:pPr>
     </w:lvl>
     <w:lvl w:ilvl="4">
@@ -3902,7 +3905,7 @@
       <w:lvlText w:val="%5."/>
       <w:lvlJc w:val="left"/>
       <w:pPr>
-        <w:ind w:left="3600" w:hanging="360"/>
+        <w:ind w:left="3600" w:hanging="480"/>
       </w:pPr>
     </w:lvl>
     <w:lvl w:ilvl="5">
@@ -3911,7 +3914,7 @@
       <w:lvlText w:val="%6."/>
       <w:lvlJc w:val="left"/>
       <w:pPr>
-        <w:ind w:left="4320" w:hanging="360"/>
+        <w:ind w:left="4320" w:hanging="480"/>
       </w:pPr>
     </w:lvl>
     <w:lvl w:ilvl="6">
@@ -3920,7 +3923,7 @@
       <w:lvlText w:val="%7."/>
       <w:lvlJc w:val="left"/>
       <w:pPr>
-        <w:ind w:left="5040" w:hanging="360"/>
+        <w:ind w:left="5040" w:hanging="480"/>
       </w:pPr>
     </w:lvl>
     <w:lvl w:ilvl="7">
@@ -3929,7 +3932,7 @@
       <w:lvlText w:val="%8."/>
       <w:lvlJc w:val="left"/>
       <w:pPr>
-        <w:ind w:left="5760" w:hanging="360"/>
+        <w:ind w:left="5760" w:hanging="480"/>
       </w:pPr>
     </w:lvl>
     <w:lvl w:ilvl="8">
@@ -3938,7 +3941,7 @@
       <w:lvlText w:val="%9."/>
       <w:lvlJc w:val="left"/>
       <w:pPr>
-        <w:ind w:left="6480" w:hanging="360"/>
+        <w:ind w:left="6480" w:hanging="480"/>
       </w:pPr>
     </w:lvl>
   </w:abstractNum>
@@ -4040,10 +4043,10 @@
   <w:docDefaults>
     <w:rPrDefault>
       <w:rPr>
-        <w:rFonts w:asciiTheme="minorHAnsi" w:cstheme="minorBidi" w:eastAsiaTheme="minorEastAsia" w:hAnsiTheme="minorHAnsi"/>
+        <w:rFonts w:asciiTheme="minorHAnsi" w:cstheme="minorBidi" w:eastAsiaTheme="minorHAnsi" w:hAnsiTheme="minorHAnsi"/>
         <w:sz w:val="24"/>
         <w:szCs w:val="24"/>
-        <w:lang w:bidi="ar-SA" w:eastAsia="zh-CN" w:val="de-DE"/>
+        <w:lang w:bidi="ar-SA" w:eastAsia="en-US" w:val="de-DE"/>
       </w:rPr>
     </w:rPrDefault>
     <w:pPrDefault>
@@ -4061,10 +4064,10 @@
     <w:name w:val="Body Text"/>
     <w:basedOn w:val="Normal"/>
     <w:link w:val="BodyTextChar"/>
-    <w:qFormat/>
     <w:pPr>
       <w:spacing w:after="180" w:before="180"/>
     </w:pPr>
+    <w:qFormat/>
   </w:style>
   <w:style w:customStyle="1" w:styleId="FirstParagraph" w:type="paragraph">
     <w:name w:val="First Paragraph"/>
@@ -4084,94 +4087,57 @@
     <w:name w:val="Title"/>
     <w:basedOn w:val="Normal"/>
     <w:next w:val="BodyText"/>
-    <w:link w:val="TitleChar"/>
-    <w:uiPriority w:val="10"/>
     <w:qFormat/>
-    <w:rsid w:val="00A10FD9"/>
     <w:pPr>
-      <w:spacing w:after="80" w:line="240" w:lineRule="auto"/>
-      <w:contextualSpacing/>
+      <w:keepNext/>
+      <w:keepLines/>
+      <w:spacing w:after="240" w:before="480"/>
       <w:jc w:val="center"/>
     </w:pPr>
     <w:rPr>
       <w:rFonts w:asciiTheme="majorHAnsi" w:cstheme="majorBidi" w:eastAsiaTheme="majorEastAsia" w:hAnsiTheme="majorHAnsi"/>
-      <w:sz w:val="56"/>
-      <w:szCs w:val="56"/>
-    </w:rPr>
-  </w:style>
-  <w:style w:customStyle="1" w:styleId="TitleChar" w:type="character">
-    <w:name w:val="Title Char"/>
-    <w:basedOn w:val="DefaultParagraphFont"/>
-    <w:link w:val="Title"/>
-    <w:uiPriority w:val="10"/>
-    <w:rsid w:val="00A10FD9"/>
-    <w:rPr>
-      <w:rFonts w:asciiTheme="majorHAnsi" w:cstheme="majorBidi" w:eastAsiaTheme="majorEastAsia" w:hAnsiTheme="majorHAnsi"/>
-      <w:sz w:val="56"/>
-      <w:szCs w:val="56"/>
+      <w:b/>
+      <w:bCs/>
+      <w:color w:themeColor="accent1" w:themeShade="B5" w:val="345A8A"/>
+      <w:sz w:val="36"/>
+      <w:szCs w:val="36"/>
     </w:rPr>
   </w:style>
   <w:style w:styleId="Subtitle" w:type="paragraph">
     <w:name w:val="Subtitle"/>
-    <w:basedOn w:val="Title"/>
-    <w:next w:val="BodyText"/>
-    <w:link w:val="SubtitleChar"/>
-    <w:uiPriority w:val="11"/>
-    <w:qFormat/>
-    <w:rsid w:val="00A10FD9"/>
-    <w:pPr>
-      <w:numPr>
-        <w:ilvl w:val="1"/>
-      </w:numPr>
-    </w:pPr>
-    <w:rPr>
-      <w:rFonts w:cstheme="majorBidi" w:eastAsiaTheme="majorEastAsia"/>
-      <w:spacing w:val="15"/>
-      <w:sz w:val="28"/>
-      <w:szCs w:val="28"/>
-    </w:rPr>
-  </w:style>
-  <w:style w:customStyle="1" w:styleId="SubtitleChar" w:type="character">
-    <w:name w:val="Subtitle Char"/>
-    <w:basedOn w:val="DefaultParagraphFont"/>
-    <w:link w:val="Subtitle"/>
-    <w:uiPriority w:val="11"/>
-    <w:rsid w:val="00A10FD9"/>
-    <w:rPr>
-      <w:rFonts w:cstheme="majorBidi" w:eastAsiaTheme="majorEastAsia"/>
-      <w:color w:themeColor="text1" w:themeTint="A6" w:val="595959"/>
-      <w:spacing w:val="15"/>
-      <w:sz w:val="28"/>
-      <w:szCs w:val="28"/>
-    </w:rPr>
-  </w:style>
-  <w:style w:customStyle="1" w:styleId="Author" w:type="paragraph">
-    <w:name w:val="Author"/>
     <w:basedOn w:val="Title"/>
     <w:next w:val="BodyText"/>
     <w:qFormat/>
     <w:pPr>
       <w:keepNext/>
       <w:keepLines/>
+      <w:spacing w:after="240" w:before="240"/>
+      <w:jc w:val="center"/>
     </w:pPr>
     <w:rPr>
-      <w:sz w:val="24"/>
-      <w:szCs w:val="24"/>
+      <w:sz w:val="30"/>
+      <w:szCs w:val="30"/>
     </w:rPr>
   </w:style>
-  <w:style w:styleId="Date" w:type="paragraph">
-    <w:name w:val="Date"/>
-    <w:basedOn w:val="Title"/>
+  <w:style w:customStyle="1" w:styleId="Author" w:type="paragraph">
+    <w:name w:val="Author"/>
     <w:next w:val="BodyText"/>
     <w:qFormat/>
     <w:pPr>
       <w:keepNext/>
       <w:keepLines/>
+      <w:jc w:val="center"/>
     </w:pPr>
-    <w:rPr>
-      <w:sz w:val="24"/>
-      <w:szCs w:val="24"/>
-    </w:rPr>
+  </w:style>
+  <w:style w:styleId="Date" w:type="paragraph">
+    <w:name w:val="Date"/>
+    <w:next w:val="BodyText"/>
+    <w:qFormat/>
+    <w:pPr>
+      <w:keepNext/>
+      <w:keepLines/>
+      <w:jc w:val="center"/>
+    </w:pPr>
   </w:style>
   <w:style w:customStyle="1" w:styleId="AbstractTitle" w:type="paragraph">
     <w:name w:val="Abstract Title"/>
@@ -4181,13 +4147,15 @@
     <w:pPr>
       <w:keepNext/>
       <w:keepLines/>
+      <w:jc w:val="center"/>
       <w:spacing w:after="0" w:before="300"/>
-      <w:jc w:val="center"/>
     </w:pPr>
     <w:rPr>
-      <w:b/>
       <w:sz w:val="20"/>
       <w:szCs w:val="20"/>
+      <w:b/>
+      <w:color w:val="345A8A"/>
+      &gt;
     </w:rPr>
   </w:style>
   <w:style w:customStyle="1" w:styleId="Abstract" w:type="paragraph">
@@ -4214,321 +4182,191 @@
     <w:rPr/>
   </w:style>
   <w:style w:styleId="Heading1" w:type="paragraph">
-    <w:name w:val="heading 1"/>
+    <w:name w:val="Heading 1"/>
     <w:basedOn w:val="Normal"/>
     <w:next w:val="BodyText"/>
-    <w:link w:val="Heading1Char"/>
     <w:uiPriority w:val="9"/>
     <w:qFormat/>
-    <w:rsid w:val="00A10FD9"/>
     <w:pPr>
       <w:keepNext/>
       <w:keepLines/>
-      <w:spacing w:after="80" w:before="360"/>
+      <w:spacing w:after="0" w:before="480"/>
       <w:outlineLvl w:val="0"/>
     </w:pPr>
     <w:rPr>
       <w:rFonts w:asciiTheme="majorHAnsi" w:cstheme="majorBidi" w:eastAsiaTheme="majorEastAsia" w:hAnsiTheme="majorHAnsi"/>
-      <w:color w:themeColor="accent1" w:themeShade="BF" w:val="0F4761"/>
-      <w:sz w:val="40"/>
-      <w:szCs w:val="40"/>
+      <w:b/>
+      <w:bCs/>
+      <w:color w:themeColor="accent1" w:val="4F81BD"/>
+      <w:sz w:val="32"/>
+      <w:szCs w:val="32"/>
     </w:rPr>
   </w:style>
   <w:style w:styleId="Heading2" w:type="paragraph">
-    <w:name w:val="heading 2"/>
+    <w:name w:val="Heading 2"/>
     <w:basedOn w:val="Normal"/>
     <w:next w:val="BodyText"/>
-    <w:link w:val="Heading2Char"/>
     <w:uiPriority w:val="9"/>
-    <w:semiHidden/>
     <w:unhideWhenUsed/>
     <w:qFormat/>
-    <w:rsid w:val="00A10FD9"/>
     <w:pPr>
       <w:keepNext/>
       <w:keepLines/>
-      <w:spacing w:after="80" w:before="160"/>
+      <w:spacing w:after="0" w:before="200"/>
       <w:outlineLvl w:val="1"/>
     </w:pPr>
     <w:rPr>
       <w:rFonts w:asciiTheme="majorHAnsi" w:cstheme="majorBidi" w:eastAsiaTheme="majorEastAsia" w:hAnsiTheme="majorHAnsi"/>
-      <w:color w:themeColor="accent1" w:themeShade="BF" w:val="0F4761"/>
-      <w:sz w:val="32"/>
-      <w:szCs w:val="32"/>
+      <w:b/>
+      <w:bCs/>
+      <w:color w:themeColor="accent1" w:val="4F81BD"/>
+      <w:sz w:val="28"/>
+      <w:szCs w:val="28"/>
     </w:rPr>
   </w:style>
   <w:style w:styleId="Heading3" w:type="paragraph">
-    <w:name w:val="heading 3"/>
+    <w:name w:val="Heading 3"/>
     <w:basedOn w:val="Normal"/>
     <w:next w:val="BodyText"/>
-    <w:link w:val="Heading3Char"/>
     <w:uiPriority w:val="9"/>
-    <w:semiHidden/>
     <w:unhideWhenUsed/>
     <w:qFormat/>
-    <w:rsid w:val="00A10FD9"/>
     <w:pPr>
       <w:keepNext/>
       <w:keepLines/>
-      <w:spacing w:after="80" w:before="160"/>
+      <w:spacing w:after="0" w:before="200"/>
       <w:outlineLvl w:val="2"/>
     </w:pPr>
     <w:rPr>
-      <w:rFonts w:cstheme="majorBidi" w:eastAsiaTheme="majorEastAsia"/>
-      <w:color w:themeColor="accent1" w:themeShade="BF" w:val="0F4761"/>
-      <w:sz w:val="28"/>
-      <w:szCs w:val="28"/>
+      <w:rFonts w:asciiTheme="majorHAnsi" w:cstheme="majorBidi" w:eastAsiaTheme="majorEastAsia" w:hAnsiTheme="majorHAnsi"/>
+      <w:b/>
+      <w:bCs/>
+      <w:color w:themeColor="accent1" w:val="4F81BD"/>
+      <w:sz w:val="24"/>
+      <w:szCs w:val="24"/>
     </w:rPr>
   </w:style>
   <w:style w:styleId="Heading4" w:type="paragraph">
-    <w:name w:val="heading 4"/>
+    <w:name w:val="Heading 4"/>
     <w:basedOn w:val="Normal"/>
     <w:next w:val="BodyText"/>
-    <w:link w:val="Heading4Char"/>
     <w:uiPriority w:val="9"/>
-    <w:semiHidden/>
     <w:unhideWhenUsed/>
     <w:qFormat/>
-    <w:rsid w:val="00A10FD9"/>
     <w:pPr>
       <w:keepNext/>
       <w:keepLines/>
-      <w:spacing w:after="40" w:before="80"/>
+      <w:spacing w:after="0" w:before="200"/>
       <w:outlineLvl w:val="3"/>
     </w:pPr>
     <w:rPr>
-      <w:rFonts w:cstheme="majorBidi" w:eastAsiaTheme="majorEastAsia"/>
+      <w:rFonts w:asciiTheme="majorHAnsi" w:cstheme="majorBidi" w:eastAsiaTheme="majorEastAsia" w:hAnsiTheme="majorHAnsi"/>
       <w:i/>
-      <w:iCs/>
-      <w:color w:themeColor="accent1" w:themeShade="BF" w:val="0F4761"/>
+      <w:bCs/>
+      <w:color w:themeColor="accent1" w:val="4F81BD"/>
+      <w:sz w:val="24"/>
+      <w:szCs w:val="24"/>
     </w:rPr>
   </w:style>
   <w:style w:styleId="Heading5" w:type="paragraph">
-    <w:name w:val="heading 5"/>
+    <w:name w:val="Heading 5"/>
     <w:basedOn w:val="Normal"/>
     <w:next w:val="BodyText"/>
-    <w:link w:val="Heading5Char"/>
     <w:uiPriority w:val="9"/>
-    <w:semiHidden/>
     <w:unhideWhenUsed/>
     <w:qFormat/>
-    <w:rsid w:val="00A10FD9"/>
     <w:pPr>
       <w:keepNext/>
       <w:keepLines/>
-      <w:spacing w:after="40" w:before="80"/>
+      <w:spacing w:after="0" w:before="200"/>
       <w:outlineLvl w:val="4"/>
     </w:pPr>
     <w:rPr>
-      <w:rFonts w:cstheme="majorBidi" w:eastAsiaTheme="majorEastAsia"/>
-      <w:color w:themeColor="accent1" w:themeShade="BF" w:val="0F4761"/>
+      <w:rFonts w:asciiTheme="majorHAnsi" w:cstheme="majorBidi" w:eastAsiaTheme="majorEastAsia" w:hAnsiTheme="majorHAnsi"/>
+      <w:iCs/>
+      <w:color w:themeColor="accent1" w:val="4F81BD"/>
+      <w:sz w:val="24"/>
+      <w:szCs w:val="24"/>
     </w:rPr>
   </w:style>
   <w:style w:styleId="Heading6" w:type="paragraph">
-    <w:name w:val="heading 6"/>
+    <w:name w:val="Heading 6"/>
     <w:basedOn w:val="Normal"/>
     <w:next w:val="BodyText"/>
-    <w:link w:val="Heading6Char"/>
     <w:uiPriority w:val="9"/>
-    <w:semiHidden/>
     <w:unhideWhenUsed/>
     <w:qFormat/>
-    <w:rsid w:val="00A10FD9"/>
     <w:pPr>
       <w:keepNext/>
       <w:keepLines/>
-      <w:spacing w:after="0" w:before="40"/>
+      <w:spacing w:after="0" w:before="200"/>
       <w:outlineLvl w:val="5"/>
     </w:pPr>
     <w:rPr>
-      <w:rFonts w:cstheme="majorBidi" w:eastAsiaTheme="majorEastAsia"/>
-      <w:i/>
-      <w:iCs/>
-      <w:color w:themeColor="text1" w:themeTint="A6" w:val="595959"/>
+      <w:rFonts w:asciiTheme="majorHAnsi" w:cstheme="majorBidi" w:eastAsiaTheme="majorEastAsia" w:hAnsiTheme="majorHAnsi"/>
+      <w:color w:themeColor="accent1" w:val="4F81BD"/>
+      <w:sz w:val="24"/>
+      <w:szCs w:val="24"/>
     </w:rPr>
   </w:style>
   <w:style w:styleId="Heading7" w:type="paragraph">
-    <w:name w:val="heading 7"/>
+    <w:name w:val="Heading 7"/>
     <w:basedOn w:val="Normal"/>
     <w:next w:val="BodyText"/>
-    <w:link w:val="Heading7Char"/>
     <w:uiPriority w:val="9"/>
-    <w:semiHidden/>
     <w:unhideWhenUsed/>
     <w:qFormat/>
-    <w:rsid w:val="00A10FD9"/>
     <w:pPr>
       <w:keepNext/>
       <w:keepLines/>
-      <w:spacing w:after="0" w:before="40"/>
+      <w:spacing w:after="0" w:before="200"/>
       <w:outlineLvl w:val="6"/>
     </w:pPr>
     <w:rPr>
-      <w:rFonts w:cstheme="majorBidi" w:eastAsiaTheme="majorEastAsia"/>
-      <w:color w:themeColor="text1" w:themeTint="A6" w:val="595959"/>
+      <w:rFonts w:asciiTheme="majorHAnsi" w:cstheme="majorBidi" w:eastAsiaTheme="majorEastAsia" w:hAnsiTheme="majorHAnsi"/>
+      <w:color w:themeColor="accent1" w:val="4F81BD"/>
+      <w:sz w:val="24"/>
+      <w:szCs w:val="24"/>
     </w:rPr>
   </w:style>
   <w:style w:styleId="Heading8" w:type="paragraph">
-    <w:name w:val="heading 8"/>
+    <w:name w:val="Heading 8"/>
     <w:basedOn w:val="Normal"/>
     <w:next w:val="BodyText"/>
-    <w:link w:val="Heading8Char"/>
     <w:uiPriority w:val="9"/>
-    <w:semiHidden/>
     <w:unhideWhenUsed/>
     <w:qFormat/>
-    <w:rsid w:val="00A10FD9"/>
     <w:pPr>
       <w:keepNext/>
       <w:keepLines/>
-      <w:spacing w:after="0"/>
+      <w:spacing w:after="0" w:before="200"/>
       <w:outlineLvl w:val="7"/>
     </w:pPr>
     <w:rPr>
-      <w:rFonts w:cstheme="majorBidi" w:eastAsiaTheme="majorEastAsia"/>
-      <w:i/>
-      <w:iCs/>
-      <w:color w:themeColor="text1" w:themeTint="D8" w:val="272727"/>
+      <w:rFonts w:asciiTheme="majorHAnsi" w:cstheme="majorBidi" w:eastAsiaTheme="majorEastAsia" w:hAnsiTheme="majorHAnsi"/>
+      <w:color w:themeColor="accent1" w:val="4F81BD"/>
+      <w:sz w:val="24"/>
+      <w:szCs w:val="24"/>
     </w:rPr>
   </w:style>
   <w:style w:styleId="Heading9" w:type="paragraph">
-    <w:name w:val="heading 9"/>
+    <w:name w:val="Heading 9"/>
     <w:basedOn w:val="Normal"/>
     <w:next w:val="BodyText"/>
-    <w:link w:val="Heading9Char"/>
     <w:uiPriority w:val="9"/>
-    <w:semiHidden/>
     <w:unhideWhenUsed/>
     <w:qFormat/>
-    <w:rsid w:val="00A10FD9"/>
     <w:pPr>
       <w:keepNext/>
       <w:keepLines/>
-      <w:spacing w:after="0"/>
+      <w:spacing w:after="0" w:before="200"/>
       <w:outlineLvl w:val="8"/>
     </w:pPr>
     <w:rPr>
-      <w:rFonts w:cstheme="majorBidi" w:eastAsiaTheme="majorEastAsia"/>
-      <w:color w:themeColor="text1" w:themeTint="D8" w:val="272727"/>
-    </w:rPr>
-  </w:style>
-  <w:style w:customStyle="1" w:styleId="Heading1Char" w:type="character">
-    <w:name w:val="Heading 1 Char"/>
-    <w:basedOn w:val="DefaultParagraphFont"/>
-    <w:link w:val="Heading1"/>
-    <w:uiPriority w:val="9"/>
-    <w:rsid w:val="00A10FD9"/>
-    <w:rPr>
       <w:rFonts w:asciiTheme="majorHAnsi" w:cstheme="majorBidi" w:eastAsiaTheme="majorEastAsia" w:hAnsiTheme="majorHAnsi"/>
-      <w:color w:themeColor="accent1" w:themeShade="BF" w:val="0F4761"/>
-      <w:sz w:val="40"/>
-      <w:szCs w:val="40"/>
-    </w:rPr>
-  </w:style>
-  <w:style w:customStyle="1" w:styleId="Heading2Char" w:type="character">
-    <w:name w:val="Heading 2 Char"/>
-    <w:basedOn w:val="DefaultParagraphFont"/>
-    <w:link w:val="Heading2"/>
-    <w:uiPriority w:val="9"/>
-    <w:semiHidden/>
-    <w:rsid w:val="00A10FD9"/>
-    <w:rPr>
-      <w:rFonts w:asciiTheme="majorHAnsi" w:cstheme="majorBidi" w:eastAsiaTheme="majorEastAsia" w:hAnsiTheme="majorHAnsi"/>
-      <w:color w:themeColor="accent1" w:themeShade="BF" w:val="0F4761"/>
-      <w:sz w:val="32"/>
-      <w:szCs w:val="32"/>
-    </w:rPr>
-  </w:style>
-  <w:style w:customStyle="1" w:styleId="Heading3Char" w:type="character">
-    <w:name w:val="Heading 3 Char"/>
-    <w:basedOn w:val="DefaultParagraphFont"/>
-    <w:link w:val="Heading3"/>
-    <w:uiPriority w:val="9"/>
-    <w:semiHidden/>
-    <w:rsid w:val="00A10FD9"/>
-    <w:rPr>
-      <w:rFonts w:cstheme="majorBidi" w:eastAsiaTheme="majorEastAsia"/>
-      <w:color w:themeColor="accent1" w:themeShade="BF" w:val="0F4761"/>
-      <w:sz w:val="28"/>
-      <w:szCs w:val="28"/>
-    </w:rPr>
-  </w:style>
-  <w:style w:customStyle="1" w:styleId="Heading4Char" w:type="character">
-    <w:name w:val="Heading 4 Char"/>
-    <w:basedOn w:val="DefaultParagraphFont"/>
-    <w:link w:val="Heading4"/>
-    <w:uiPriority w:val="9"/>
-    <w:semiHidden/>
-    <w:rsid w:val="00A10FD9"/>
-    <w:rPr>
-      <w:rFonts w:cstheme="majorBidi" w:eastAsiaTheme="majorEastAsia"/>
-      <w:i/>
-      <w:iCs/>
-      <w:color w:themeColor="accent1" w:themeShade="BF" w:val="0F4761"/>
-    </w:rPr>
-  </w:style>
-  <w:style w:customStyle="1" w:styleId="Heading5Char" w:type="character">
-    <w:name w:val="Heading 5 Char"/>
-    <w:basedOn w:val="DefaultParagraphFont"/>
-    <w:link w:val="Heading5"/>
-    <w:uiPriority w:val="9"/>
-    <w:semiHidden/>
-    <w:rsid w:val="00A10FD9"/>
-    <w:rPr>
-      <w:rFonts w:cstheme="majorBidi" w:eastAsiaTheme="majorEastAsia"/>
-      <w:color w:themeColor="accent1" w:themeShade="BF" w:val="0F4761"/>
-    </w:rPr>
-  </w:style>
-  <w:style w:customStyle="1" w:styleId="Heading6Char" w:type="character">
-    <w:name w:val="Heading 6 Char"/>
-    <w:basedOn w:val="DefaultParagraphFont"/>
-    <w:link w:val="Heading6"/>
-    <w:uiPriority w:val="9"/>
-    <w:semiHidden/>
-    <w:rsid w:val="00A10FD9"/>
-    <w:rPr>
-      <w:rFonts w:cstheme="majorBidi" w:eastAsiaTheme="majorEastAsia"/>
-      <w:i/>
-      <w:iCs/>
-      <w:color w:themeColor="text1" w:themeTint="A6" w:val="595959"/>
-    </w:rPr>
-  </w:style>
-  <w:style w:customStyle="1" w:styleId="Heading7Char" w:type="character">
-    <w:name w:val="Heading 7 Char"/>
-    <w:basedOn w:val="DefaultParagraphFont"/>
-    <w:link w:val="Heading7"/>
-    <w:uiPriority w:val="9"/>
-    <w:semiHidden/>
-    <w:rsid w:val="00A10FD9"/>
-    <w:rPr>
-      <w:rFonts w:cstheme="majorBidi" w:eastAsiaTheme="majorEastAsia"/>
-      <w:color w:themeColor="text1" w:themeTint="A6" w:val="595959"/>
-    </w:rPr>
-  </w:style>
-  <w:style w:customStyle="1" w:styleId="Heading8Char" w:type="character">
-    <w:name w:val="Heading 8 Char"/>
-    <w:basedOn w:val="DefaultParagraphFont"/>
-    <w:link w:val="Heading8"/>
-    <w:uiPriority w:val="9"/>
-    <w:semiHidden/>
-    <w:rsid w:val="00A10FD9"/>
-    <w:rPr>
-      <w:rFonts w:cstheme="majorBidi" w:eastAsiaTheme="majorEastAsia"/>
-      <w:i/>
-      <w:iCs/>
-      <w:color w:themeColor="text1" w:themeTint="D8" w:val="272727"/>
-    </w:rPr>
-  </w:style>
-  <w:style w:customStyle="1" w:styleId="Heading9Char" w:type="character">
-    <w:name w:val="Heading 9 Char"/>
-    <w:basedOn w:val="DefaultParagraphFont"/>
-    <w:link w:val="Heading9"/>
-    <w:uiPriority w:val="9"/>
-    <w:semiHidden/>
-    <w:rsid w:val="00A10FD9"/>
-    <w:rPr>
-      <w:rFonts w:cstheme="majorBidi" w:eastAsiaTheme="majorEastAsia"/>
-      <w:color w:themeColor="text1" w:themeTint="D8" w:val="272727"/>
+      <w:color w:themeColor="accent1" w:val="4F81BD"/>
+      <w:sz w:val="24"/>
+      <w:szCs w:val="24"/>
     </w:rPr>
   </w:style>
   <w:style w:styleId="BlockText" w:type="paragraph">
@@ -4550,18 +4388,6 @@
     <w:uiPriority w:val="9"/>
     <w:unhideWhenUsed/>
     <w:qFormat/>
-  </w:style>
-  <w:style w:styleId="FootnoteBlockText" w:type="paragraph">
-    <w:name w:val="Footnote Block Text"/>
-    <w:basedOn w:val="FootnoteText"/>
-    <w:next w:val="FootnoteText"/>
-    <w:uiPriority w:val="9"/>
-    <w:unhideWhenUsed/>
-    <w:qFormat/>
-    <w:pPr>
-      <w:spacing w:after="100" w:before="100"/>
-      <w:ind w:firstLine="0" w:left="480" w:right="480"/>
-    </w:pPr>
   </w:style>
   <w:style w:default="1" w:styleId="DefaultParagraphFont" w:type="character">
     <w:name w:val="Default Paragraph Font"/>
@@ -4584,11 +4410,18 @@
       </w:tblCellMar>
     </w:tblPr>
     <w:tblStylePr w:type="firstRow">
+      <w:tblPr>
+        <w:jc w:val="left"/>
+        <w:tblInd w:type="dxa" w:w="0"/>
+      </w:tblPr>
+      <w:trPr>
+        <w:jc w:val="left"/>
+      </w:trPr>
       <w:tcPr>
+        <w:vAlign w:val="bottom"/>
         <w:tcBorders>
           <w:bottom w:val="single"/>
         </w:tcBorders>
-        <w:vAlign w:val="bottom"/>
       </w:tcPr>
     </w:tblStylePr>
   </w:style>
@@ -4703,8 +4536,8 @@
     <w:name w:val="KeywordTok"/>
     <w:basedOn w:val="VerbatimChar"/>
     <w:rPr>
+      <w:color w:val="007020"/>
       <w:b/>
-      <w:color w:val="007020"/>
     </w:rPr>
   </w:style>
   <w:style w:type="character" w:customStyle="1" w:styleId="DataTypeTok">
@@ -4781,42 +4614,42 @@
     <w:name w:val="ImportTok"/>
     <w:basedOn w:val="VerbatimChar"/>
     <w:rPr>
+      <w:color w:val="008000"/>
       <w:b/>
-      <w:color w:val="008000"/>
     </w:rPr>
   </w:style>
   <w:style w:type="character" w:customStyle="1" w:styleId="CommentTok">
     <w:name w:val="CommentTok"/>
     <w:basedOn w:val="VerbatimChar"/>
     <w:rPr>
+      <w:color w:val="60a0b0"/>
       <w:i/>
-      <w:color w:val="60a0b0"/>
     </w:rPr>
   </w:style>
   <w:style w:type="character" w:customStyle="1" w:styleId="DocumentationTok">
     <w:name w:val="DocumentationTok"/>
     <w:basedOn w:val="VerbatimChar"/>
     <w:rPr>
+      <w:color w:val="ba2121"/>
       <w:i/>
-      <w:color w:val="ba2121"/>
     </w:rPr>
   </w:style>
   <w:style w:type="character" w:customStyle="1" w:styleId="AnnotationTok">
     <w:name w:val="AnnotationTok"/>
     <w:basedOn w:val="VerbatimChar"/>
     <w:rPr>
+      <w:color w:val="60a0b0"/>
       <w:b/>
       <w:i/>
-      <w:color w:val="60a0b0"/>
     </w:rPr>
   </w:style>
   <w:style w:type="character" w:customStyle="1" w:styleId="CommentVarTok">
     <w:name w:val="CommentVarTok"/>
     <w:basedOn w:val="VerbatimChar"/>
     <w:rPr>
+      <w:color w:val="60a0b0"/>
       <w:b/>
       <w:i/>
-      <w:color w:val="60a0b0"/>
     </w:rPr>
   </w:style>
   <w:style w:type="character" w:customStyle="1" w:styleId="OtherTok">
@@ -4844,8 +4677,8 @@
     <w:name w:val="ControlFlowTok"/>
     <w:basedOn w:val="VerbatimChar"/>
     <w:rPr>
+      <w:color w:val="007020"/>
       <w:b/>
-      <w:color w:val="007020"/>
     </w:rPr>
   </w:style>
   <w:style w:type="character" w:customStyle="1" w:styleId="OperatorTok">
@@ -4890,34 +4723,34 @@
     <w:name w:val="InformationTok"/>
     <w:basedOn w:val="VerbatimChar"/>
     <w:rPr>
+      <w:color w:val="60a0b0"/>
       <w:b/>
       <w:i/>
-      <w:color w:val="60a0b0"/>
     </w:rPr>
   </w:style>
   <w:style w:type="character" w:customStyle="1" w:styleId="WarningTok">
     <w:name w:val="WarningTok"/>
     <w:basedOn w:val="VerbatimChar"/>
     <w:rPr>
+      <w:color w:val="60a0b0"/>
       <w:b/>
       <w:i/>
-      <w:color w:val="60a0b0"/>
     </w:rPr>
   </w:style>
   <w:style w:type="character" w:customStyle="1" w:styleId="AlertTok">
     <w:name w:val="AlertTok"/>
     <w:basedOn w:val="VerbatimChar"/>
     <w:rPr>
+      <w:color w:val="ff0000"/>
       <w:b/>
-      <w:color w:val="ff0000"/>
     </w:rPr>
   </w:style>
   <w:style w:type="character" w:customStyle="1" w:styleId="ErrorTok">
     <w:name w:val="ErrorTok"/>
     <w:basedOn w:val="VerbatimChar"/>
     <w:rPr>
+      <w:color w:val="ff0000"/>
       <w:b/>
-      <w:color w:val="ff0000"/>
     </w:rPr>
   </w:style>
   <w:style w:type="character" w:customStyle="1" w:styleId="NormalTok">
@@ -4939,44 +4772,44 @@
         <a:sysClr val="window" lastClr="FFFFFF"/>
       </a:lt1>
       <a:dk2>
-        <a:srgbClr val="0E2841"/>
+        <a:srgbClr val="1F497D"/>
       </a:dk2>
       <a:lt2>
-        <a:srgbClr val="E8E8E8"/>
+        <a:srgbClr val="EEECE1"/>
       </a:lt2>
       <a:accent1>
-        <a:srgbClr val="156082"/>
+        <a:srgbClr val="4F81BD"/>
       </a:accent1>
       <a:accent2>
-        <a:srgbClr val="E97132"/>
+        <a:srgbClr val="C0504D"/>
       </a:accent2>
       <a:accent3>
-        <a:srgbClr val="196B24"/>
+        <a:srgbClr val="9BBB59"/>
       </a:accent3>
       <a:accent4>
-        <a:srgbClr val="0F9ED5"/>
+        <a:srgbClr val="8064A2"/>
       </a:accent4>
       <a:accent5>
-        <a:srgbClr val="A02B93"/>
+        <a:srgbClr val="4BACC6"/>
       </a:accent5>
       <a:accent6>
-        <a:srgbClr val="4EA72E"/>
+        <a:srgbClr val="F79646"/>
       </a:accent6>
       <a:hlink>
-        <a:srgbClr val="467886"/>
+        <a:srgbClr val="0000FF"/>
       </a:hlink>
       <a:folHlink>
-        <a:srgbClr val="96607D"/>
+        <a:srgbClr val="800080"/>
       </a:folHlink>
     </a:clrScheme>
     <a:fontScheme name="Office">
       <a:majorFont>
-        <a:latin typeface="Aptos Display" panose="02110004020202020204"/>
+        <a:latin typeface="Calibri"/>
         <a:ea typeface=""/>
         <a:cs typeface=""/>
-        <a:font script="Jpan" typeface="游ゴシック Light"/>
+        <a:font script="Jpan" typeface="ＭＳ ゴシック"/>
         <a:font script="Hang" typeface="맑은 고딕"/>
-        <a:font script="Hans" typeface="等线 Light"/>
+        <a:font script="Hans" typeface="宋体"/>
         <a:font script="Hant" typeface="新細明體"/>
         <a:font script="Arab" typeface="Times New Roman"/>
         <a:font script="Hebr" typeface="Times New Roman"/>
@@ -5003,32 +4836,14 @@
         <a:font script="Mong" typeface="Mongolian Baiti"/>
         <a:font script="Viet" typeface="Times New Roman"/>
         <a:font script="Uigh" typeface="Microsoft Uighur"/>
-        <a:font script="Geor" typeface="Sylfaen"/>
-        <a:font script="Armn" typeface="Arial"/>
-        <a:font script="Bugi" typeface="Leelawadee UI"/>
-        <a:font script="Bopo" typeface="Microsoft JhengHei"/>
-        <a:font script="Java" typeface="Javanese Text"/>
-        <a:font script="Lisu" typeface="Segoe UI"/>
-        <a:font script="Mymr" typeface="Myanmar Text"/>
-        <a:font script="Nkoo" typeface="Ebrima"/>
-        <a:font script="Olck" typeface="Nirmala UI"/>
-        <a:font script="Osma" typeface="Ebrima"/>
-        <a:font script="Phag" typeface="Phagspa"/>
-        <a:font script="Syrn" typeface="Estrangelo Edessa"/>
-        <a:font script="Syrj" typeface="Estrangelo Edessa"/>
-        <a:font script="Syre" typeface="Estrangelo Edessa"/>
-        <a:font script="Sora" typeface="Nirmala UI"/>
-        <a:font script="Tale" typeface="Microsoft Tai Le"/>
-        <a:font script="Talu" typeface="Microsoft New Tai Lue"/>
-        <a:font script="Tfng" typeface="Ebrima"/>
       </a:majorFont>
       <a:minorFont>
-        <a:latin typeface="Aptos" panose="02110004020202020204"/>
+        <a:latin typeface="Cambria"/>
         <a:ea typeface=""/>
         <a:cs typeface=""/>
-        <a:font script="Jpan" typeface="游明朝"/>
+        <a:font script="Jpan" typeface="ＭＳ 明朝"/>
         <a:font script="Hang" typeface="맑은 고딕"/>
-        <a:font script="Hans" typeface="等线"/>
+        <a:font script="Hans" typeface="宋体"/>
         <a:font script="Hant" typeface="新細明體"/>
         <a:font script="Arab" typeface="Arial"/>
         <a:font script="Hebr" typeface="Arial"/>
@@ -5055,24 +4870,6 @@
         <a:font script="Mong" typeface="Mongolian Baiti"/>
         <a:font script="Viet" typeface="Arial"/>
         <a:font script="Uigh" typeface="Microsoft Uighur"/>
-        <a:font script="Geor" typeface="Sylfaen"/>
-        <a:font script="Armn" typeface="Arial"/>
-        <a:font script="Bugi" typeface="Leelawadee UI"/>
-        <a:font script="Bopo" typeface="Microsoft JhengHei"/>
-        <a:font script="Java" typeface="Javanese Text"/>
-        <a:font script="Lisu" typeface="Segoe UI"/>
-        <a:font script="Mymr" typeface="Myanmar Text"/>
-        <a:font script="Nkoo" typeface="Ebrima"/>
-        <a:font script="Olck" typeface="Nirmala UI"/>
-        <a:font script="Osma" typeface="Ebrima"/>
-        <a:font script="Phag" typeface="Phagspa"/>
-        <a:font script="Syrn" typeface="Estrangelo Edessa"/>
-        <a:font script="Syrj" typeface="Estrangelo Edessa"/>
-        <a:font script="Syre" typeface="Estrangelo Edessa"/>
-        <a:font script="Sora" typeface="Nirmala UI"/>
-        <a:font script="Tale" typeface="Microsoft Tai Le"/>
-        <a:font script="Talu" typeface="Microsoft New Tai Lue"/>
-        <a:font script="Tfng" typeface="Ebrima"/>
       </a:minorFont>
     </a:fontScheme>
     <a:fmtScheme name="Office">
@@ -5084,141 +4881,200 @@
           <a:gsLst>
             <a:gs pos="0">
               <a:schemeClr val="phClr">
-                <a:lumMod val="110000"/>
-                <a:satMod val="105000"/>
-                <a:tint val="67000"/>
+                <a:tint val="50000"/>
+                <a:satMod val="300000"/>
               </a:schemeClr>
             </a:gs>
-            <a:gs pos="50000">
+            <a:gs pos="35000">
               <a:schemeClr val="phClr">
-                <a:lumMod val="105000"/>
-                <a:satMod val="103000"/>
-                <a:tint val="73000"/>
+                <a:tint val="37000"/>
+                <a:satMod val="300000"/>
               </a:schemeClr>
             </a:gs>
             <a:gs pos="100000">
               <a:schemeClr val="phClr">
-                <a:lumMod val="105000"/>
-                <a:satMod val="109000"/>
-                <a:tint val="81000"/>
+                <a:tint val="15000"/>
+                <a:satMod val="350000"/>
               </a:schemeClr>
             </a:gs>
           </a:gsLst>
-          <a:lin ang="5400000" scaled="0"/>
+          <a:lin ang="16200000" scaled="1"/>
         </a:gradFill>
         <a:gradFill rotWithShape="1">
           <a:gsLst>
             <a:gs pos="0">
               <a:schemeClr val="phClr">
-                <a:satMod val="103000"/>
-                <a:lumMod val="102000"/>
-                <a:tint val="94000"/>
-              </a:schemeClr>
-            </a:gs>
-            <a:gs pos="50000">
-              <a:schemeClr val="phClr">
-                <a:satMod val="110000"/>
-                <a:lumMod val="100000"/>
+                <a:tint val="100000"/>
                 <a:shade val="100000"/>
+                <a:satMod val="130000"/>
               </a:schemeClr>
             </a:gs>
             <a:gs pos="100000">
               <a:schemeClr val="phClr">
-                <a:lumMod val="99000"/>
-                <a:satMod val="120000"/>
-                <a:shade val="78000"/>
+                <a:tint val="50000"/>
+                <a:shade val="100000"/>
+                <a:satMod val="350000"/>
               </a:schemeClr>
             </a:gs>
           </a:gsLst>
-          <a:lin ang="5400000" scaled="0"/>
+          <a:lin ang="16200000" scaled="0"/>
         </a:gradFill>
       </a:fillStyleLst>
       <a:lnStyleLst>
-        <a:ln w="6350" cap="flat" cmpd="sng" algn="ctr">
+        <a:ln w="9525" cap="flat" cmpd="sng" algn="ctr">
+          <a:solidFill>
+            <a:schemeClr val="phClr">
+              <a:shade val="95000"/>
+              <a:satMod val="105000"/>
+            </a:schemeClr>
+          </a:solidFill>
+          <a:prstDash val="solid"/>
+        </a:ln>
+        <a:ln w="25400" cap="flat" cmpd="sng" algn="ctr">
           <a:solidFill>
             <a:schemeClr val="phClr"/>
           </a:solidFill>
           <a:prstDash val="solid"/>
-          <a:miter lim="800000"/>
         </a:ln>
-        <a:ln w="12700" cap="flat" cmpd="sng" algn="ctr">
+        <a:ln w="38100" cap="flat" cmpd="sng" algn="ctr">
           <a:solidFill>
             <a:schemeClr val="phClr"/>
           </a:solidFill>
           <a:prstDash val="solid"/>
-          <a:miter lim="800000"/>
-        </a:ln>
-        <a:ln w="19050" cap="flat" cmpd="sng" algn="ctr">
-          <a:solidFill>
-            <a:schemeClr val="phClr"/>
-          </a:solidFill>
-          <a:prstDash val="solid"/>
-          <a:miter lim="800000"/>
         </a:ln>
       </a:lnStyleLst>
       <a:effectStyleLst>
         <a:effectStyle>
-          <a:effectLst/>
-        </a:effectStyle>
-        <a:effectStyle>
-          <a:effectLst/>
+          <a:effectLst>
+            <a:outerShdw blurRad="40000" dist="20000" dir="5400000" rotWithShape="0">
+              <a:srgbClr val="000000">
+                <a:alpha val="38000"/>
+              </a:srgbClr>
+            </a:outerShdw>
+          </a:effectLst>
         </a:effectStyle>
         <a:effectStyle>
           <a:effectLst>
-            <a:outerShdw blurRad="57150" dist="19050" dir="5400000" algn="ctr" rotWithShape="0">
+            <a:outerShdw blurRad="40000" dist="23000" dir="5400000" rotWithShape="0">
               <a:srgbClr val="000000">
-                <a:alpha val="63000"/>
+                <a:alpha val="35000"/>
               </a:srgbClr>
             </a:outerShdw>
           </a:effectLst>
+        </a:effectStyle>
+        <a:effectStyle>
+          <a:effectLst>
+            <a:outerShdw blurRad="40000" dist="23000" dir="5400000" rotWithShape="0">
+              <a:srgbClr val="000000">
+                <a:alpha val="35000"/>
+              </a:srgbClr>
+            </a:outerShdw>
+          </a:effectLst>
+          <a:scene3d>
+            <a:camera prst="orthographicFront">
+              <a:rot lat="0" lon="0" rev="0"/>
+            </a:camera>
+            <a:lightRig rig="threePt" dir="t">
+              <a:rot lat="0" lon="0" rev="1200000"/>
+            </a:lightRig>
+          </a:scene3d>
+          <a:sp3d>
+            <a:bevelT w="63500" h="25400"/>
+          </a:sp3d>
         </a:effectStyle>
       </a:effectStyleLst>
       <a:bgFillStyleLst>
         <a:solidFill>
           <a:schemeClr val="phClr"/>
         </a:solidFill>
-        <a:solidFill>
-          <a:schemeClr val="phClr">
-            <a:tint val="95000"/>
-            <a:satMod val="170000"/>
-          </a:schemeClr>
-        </a:solidFill>
         <a:gradFill rotWithShape="1">
           <a:gsLst>
             <a:gs pos="0">
               <a:schemeClr val="phClr">
-                <a:tint val="93000"/>
-                <a:satMod val="150000"/>
-                <a:shade val="98000"/>
-                <a:lumMod val="102000"/>
+                <a:tint val="40000"/>
+                <a:satMod val="350000"/>
               </a:schemeClr>
             </a:gs>
-            <a:gs pos="50000">
+            <a:gs pos="40000">
               <a:schemeClr val="phClr">
-                <a:tint val="98000"/>
-                <a:satMod val="130000"/>
-                <a:shade val="90000"/>
-                <a:lumMod val="103000"/>
+                <a:tint val="45000"/>
+                <a:shade val="99000"/>
+                <a:satMod val="350000"/>
               </a:schemeClr>
             </a:gs>
             <a:gs pos="100000">
               <a:schemeClr val="phClr">
-                <a:shade val="63000"/>
-                <a:satMod val="120000"/>
+                <a:shade val="20000"/>
+                <a:satMod val="255000"/>
               </a:schemeClr>
             </a:gs>
           </a:gsLst>
-          <a:lin ang="5400000" scaled="0"/>
+          <a:path path="circle">
+            <a:fillToRect l="50000" t="-80000" r="50000" b="180000"/>
+          </a:path>
+        </a:gradFill>
+        <a:gradFill rotWithShape="1">
+          <a:gsLst>
+            <a:gs pos="0">
+              <a:schemeClr val="phClr">
+                <a:tint val="80000"/>
+                <a:satMod val="300000"/>
+              </a:schemeClr>
+            </a:gs>
+            <a:gs pos="100000">
+              <a:schemeClr val="phClr">
+                <a:shade val="30000"/>
+                <a:satMod val="200000"/>
+              </a:schemeClr>
+            </a:gs>
+          </a:gsLst>
+          <a:path path="circle">
+            <a:fillToRect l="50000" t="50000" r="50000" b="50000"/>
+          </a:path>
         </a:gradFill>
       </a:bgFillStyleLst>
     </a:fmtScheme>
   </a:themeElements>
-  <a:objectDefaults/>
+  <a:objectDefaults>
+    <a:spDef>
+      <a:spPr/>
+      <a:bodyPr/>
+      <a:lstStyle/>
+      <a:style>
+        <a:lnRef idx="1">
+          <a:schemeClr val="accent1"/>
+        </a:lnRef>
+        <a:fillRef idx="3">
+          <a:schemeClr val="accent1"/>
+        </a:fillRef>
+        <a:effectRef idx="2">
+          <a:schemeClr val="accent1"/>
+        </a:effectRef>
+        <a:fontRef idx="minor">
+          <a:schemeClr val="lt1"/>
+        </a:fontRef>
+      </a:style>
+    </a:spDef>
+    <a:lnDef>
+      <a:spPr/>
+      <a:bodyPr/>
+      <a:lstStyle/>
+      <a:style>
+        <a:lnRef idx="2">
+          <a:schemeClr val="accent1"/>
+        </a:lnRef>
+        <a:fillRef idx="0">
+          <a:schemeClr val="accent1"/>
+        </a:fillRef>
+        <a:effectRef idx="1">
+          <a:schemeClr val="accent1"/>
+        </a:effectRef>
+        <a:fontRef idx="minor">
+          <a:schemeClr val="tx1"/>
+        </a:fontRef>
+      </a:style>
+    </a:lnDef>
+  </a:objectDefaults>
   <a:extraClrSchemeLst/>
-  <a:extLst>
-    <a:ext uri="{05A4C25C-085E-4340-85A3-A5531E510DB2}">
-      <thm15:themeFamily xmlns:thm15="http://schemas.microsoft.com/office/thememl/2012/main" name="Office Theme" id="{2E142A2C-CD16-42D6-873A-C26D2A0506FA}" vid="{1BDDFF52-6CD6-40A5-AB3C-68EB2F1E4D0A}"/>
-    </a:ext>
-  </a:extLst>
 </a:theme>
 </file>
--- a/Ausgabe/Grundlagen/Computer.docx
+++ b/Ausgabe/Grundlagen/Computer.docx
@@ -3769,7 +3769,7 @@
       <w:rPr>
         <w:sz w:val="16"/>
       </w:rPr>
-      <w:t>Unterrichtsmaterial Oberschule Sachsen · Version v0.4.0-319-gc4b6538-dirty · Build 16.08.2026</w:t>
+      <w:t>Unterrichtsmaterial Oberschule Sachsen · Version v0.4.0-322-g516fad1-dirty · Build 17.08.2026</w:t>
     </w:r>
   </w:p>
 </w:ftr>

--- a/Ausgabe/Grundlagen/Computer.docx
+++ b/Ausgabe/Grundlagen/Computer.docx
@@ -3769,7 +3769,7 @@
       <w:rPr>
         <w:sz w:val="16"/>
       </w:rPr>
-      <w:t>Unterrichtsmaterial Oberschule Sachsen · Version v0.4.0-322-g516fad1-dirty · Build 17.08.2026</w:t>
+      <w:t>Unterrichtsmaterial Oberschule Sachsen · Version v0.4.0-327-g8416f81-dirty · Build 17.08.2026</w:t>
     </w:r>
   </w:p>
 </w:ftr>

--- a/Ausgabe/Grundlagen/Computer.docx
+++ b/Ausgabe/Grundlagen/Computer.docx
@@ -3769,7 +3769,7 @@
       <w:rPr>
         <w:sz w:val="16"/>
       </w:rPr>
-      <w:t>Unterrichtsmaterial Oberschule Sachsen · Version v0.4.0-327-g8416f81-dirty · Build 17.08.2026</w:t>
+      <w:t>Unterrichtsmaterial Oberschule Sachsen · Version v0.4.0-333-gbccbada-dirty · Build 17.08.2026</w:t>
     </w:r>
   </w:p>
 </w:ftr>

--- a/Ausgabe/Grundlagen/Computer.docx
+++ b/Ausgabe/Grundlagen/Computer.docx
@@ -3769,7 +3769,7 @@
       <w:rPr>
         <w:sz w:val="16"/>
       </w:rPr>
-      <w:t>Unterrichtsmaterial Oberschule Sachsen · Version v0.4.0-333-gbccbada-dirty · Build 17.08.2026</w:t>
+      <w:t>Unterrichtsmaterial Oberschule Sachsen · Version v0.4.0-341-g0b15cca-dirty · Build 17.08.2026</w:t>
     </w:r>
   </w:p>
 </w:ftr>

--- a/Ausgabe/Grundlagen/Computer.docx
+++ b/Ausgabe/Grundlagen/Computer.docx
@@ -3769,7 +3769,7 @@
       <w:rPr>
         <w:sz w:val="16"/>
       </w:rPr>
-      <w:t>Unterrichtsmaterial Oberschule Sachsen · Version v0.4.0-341-g0b15cca-dirty · Build 17.08.2026</w:t>
+      <w:t>Unterrichtsmaterial Oberschule Sachsen · Version v0.4.0-356-g3db0967-dirty · Build 17.08.2026</w:t>
     </w:r>
   </w:p>
 </w:ftr>

--- a/Ausgabe/Grundlagen/Computer.docx
+++ b/Ausgabe/Grundlagen/Computer.docx
@@ -3769,7 +3769,7 @@
       <w:rPr>
         <w:sz w:val="16"/>
       </w:rPr>
-      <w:t>Unterrichtsmaterial Oberschule Sachsen · Version v0.4.0-356-g3db0967-dirty · Build 17.08.2026</w:t>
+      <w:t>Unterrichtsmaterial Oberschule Sachsen · Version v0.4.0-376-gf442749-dirty · Build 17.08.2026</w:t>
     </w:r>
   </w:p>
 </w:ftr>

--- a/Ausgabe/Grundlagen/Computer.docx
+++ b/Ausgabe/Grundlagen/Computer.docx
@@ -3769,7 +3769,7 @@
       <w:rPr>
         <w:sz w:val="16"/>
       </w:rPr>
-      <w:t>Unterrichtsmaterial Oberschule Sachsen · Version v0.4.0-356-g3db0967-dirty · Build 17.08.2026</w:t>
+      <w:t>Unterrichtsmaterial Oberschule Sachsen · Version v0.4.0-376-g6ba679b-dirty · Build 17.08.2026</w:t>
     </w:r>
   </w:p>
 </w:ftr>

--- a/Ausgabe/Grundlagen/Computer.docx
+++ b/Ausgabe/Grundlagen/Computer.docx
@@ -3769,7 +3769,7 @@
       <w:rPr>
         <w:sz w:val="16"/>
       </w:rPr>
-      <w:t>Unterrichtsmaterial Oberschule Sachsen · Version v0.4.0-356-g3db0967-dirty · Build 17.08.2026</w:t>
+      <w:t>Unterrichtsmaterial Oberschule Sachsen · Version v0.4.0-378-g61c0f2a-dirty · Build 17.08.2026</w:t>
     </w:r>
   </w:p>
 </w:ftr>

--- a/Ausgabe/Grundlagen/Computer.docx
+++ b/Ausgabe/Grundlagen/Computer.docx
@@ -3769,7 +3769,7 @@
       <w:rPr>
         <w:sz w:val="16"/>
       </w:rPr>
-      <w:t>Unterrichtsmaterial Oberschule Sachsen · Version v0.4.0-356-g3db0967-dirty · Build 17.08.2026</w:t>
+      <w:t>Unterrichtsmaterial Oberschule Sachsen · Version v0.4.0-367-gb55ec7c-dirty · Build 17.08.2026</w:t>
     </w:r>
   </w:p>
 </w:ftr>

--- a/Ausgabe/Grundlagen/Computer.docx
+++ b/Ausgabe/Grundlagen/Computer.docx
@@ -3769,7 +3769,7 @@
       <w:rPr>
         <w:sz w:val="16"/>
       </w:rPr>
-      <w:t>Unterrichtsmaterial Oberschule Sachsen · Version v0.4.0-376-gf442749-dirty · Build 17.08.2026</w:t>
+      <w:t>Unterrichtsmaterial Oberschule Sachsen · Version v0.4.0-410-g8744ce6-dirty · Build 17.08.2026</w:t>
     </w:r>
   </w:p>
 </w:ftr>

--- a/Ausgabe/Grundlagen/Computer.docx
+++ b/Ausgabe/Grundlagen/Computer.docx
@@ -3769,7 +3769,7 @@
       <w:rPr>
         <w:sz w:val="16"/>
       </w:rPr>
-      <w:t>Unterrichtsmaterial Oberschule Sachsen · Version v0.4.0-410-g8744ce6-dirty · Build 17.08.2026</w:t>
+      <w:t>Unterrichtsmaterial Oberschule Sachsen · Version v0.4.0-444-gad95bb4-dirty · Build 18.08.2026</w:t>
     </w:r>
   </w:p>
 </w:ftr>

--- a/Ausgabe/Grundlagen/Computer.docx
+++ b/Ausgabe/Grundlagen/Computer.docx
@@ -3769,7 +3769,7 @@
       <w:rPr>
         <w:sz w:val="16"/>
       </w:rPr>
-      <w:t>Unterrichtsmaterial Oberschule Sachsen · Version v0.4.0-444-gad95bb4-dirty · Build 18.08.2026</w:t>
+      <w:t>Unterrichtsmaterial Oberschule Sachsen · Version v0.4.0-459-gb11fd20-dirty · Build 18.08.2026</w:t>
     </w:r>
   </w:p>
 </w:ftr>

--- a/Ausgabe/Grundlagen/Computer.docx
+++ b/Ausgabe/Grundlagen/Computer.docx
@@ -3769,7 +3769,7 @@
       <w:rPr>
         <w:sz w:val="16"/>
       </w:rPr>
-      <w:t>Unterrichtsmaterial Oberschule Sachsen · Version v0.4.0-459-gb11fd20-dirty · Build 18.08.2026</w:t>
+      <w:t>Unterrichtsmaterial Oberschule Sachsen · Version v0.4.0-444-gad95bb4-dirty · Build 18.08.2026</w:t>
     </w:r>
   </w:p>
 </w:ftr>

--- a/Ausgabe/Grundlagen/Computer.docx
+++ b/Ausgabe/Grundlagen/Computer.docx
@@ -3769,7 +3769,7 @@
       <w:rPr>
         <w:sz w:val="16"/>
       </w:rPr>
-      <w:t>Unterrichtsmaterial Oberschule Sachsen · Version v0.4.0-444-gad95bb4-dirty · Build 18.08.2026</w:t>
+      <w:t>Unterrichtsmaterial Oberschule Sachsen · Version v0.4.0-489-gf58e499-dirty · Build 18.08.2026</w:t>
     </w:r>
   </w:p>
 </w:ftr>

--- a/Ausgabe/Grundlagen/Computer.docx
+++ b/Ausgabe/Grundlagen/Computer.docx
@@ -3769,7 +3769,7 @@
       <w:rPr>
         <w:sz w:val="16"/>
       </w:rPr>
-      <w:t>Unterrichtsmaterial Oberschule Sachsen · Version v0.4.0-444-gad95bb4-dirty · Build 18.08.2026</w:t>
+      <w:t>Unterrichtsmaterial Oberschule Sachsen · Version v0.4.0-490-g2532335-dirty · Build 18.08.2026</w:t>
     </w:r>
   </w:p>
 </w:ftr>

--- a/Ausgabe/Grundlagen/Computer.docx
+++ b/Ausgabe/Grundlagen/Computer.docx
@@ -3769,7 +3769,7 @@
       <w:rPr>
         <w:sz w:val="16"/>
       </w:rPr>
-      <w:t>Unterrichtsmaterial Oberschule Sachsen · Version v0.4.0-490-g2532335-dirty · Build 18.08.2026</w:t>
+      <w:t>Unterrichtsmaterial Oberschule Sachsen · Version v0.4.0-521-gfaabf71-dirty · Build 19.08.2026</w:t>
     </w:r>
   </w:p>
 </w:ftr>

--- a/Ausgabe/Grundlagen/Computer.docx
+++ b/Ausgabe/Grundlagen/Computer.docx
@@ -3769,7 +3769,7 @@
       <w:rPr>
         <w:sz w:val="16"/>
       </w:rPr>
-      <w:t>Unterrichtsmaterial Oberschule Sachsen · Version v0.4.0-490-g2532335-dirty · Build 18.08.2026</w:t>
+      <w:t>Unterrichtsmaterial Oberschule Sachsen · Version v0.4.0-521-g87c4bcc-dirty · Build 19.08.2026</w:t>
     </w:r>
   </w:p>
 </w:ftr>

--- a/Ausgabe/Grundlagen/Computer.docx
+++ b/Ausgabe/Grundlagen/Computer.docx
@@ -3769,7 +3769,7 @@
       <w:rPr>
         <w:sz w:val="16"/>
       </w:rPr>
-      <w:t>Unterrichtsmaterial Oberschule Sachsen · Version v0.4.0-521-g87c4bcc-dirty · Build 19.08.2026</w:t>
+      <w:t>Unterrichtsmaterial Oberschule Sachsen · Version v0.4.0-527-gca6ed1b-dirty · Build 19.08.2026</w:t>
     </w:r>
   </w:p>
 </w:ftr>

--- a/Ausgabe/Grundlagen/Computer.docx
+++ b/Ausgabe/Grundlagen/Computer.docx
@@ -3769,7 +3769,7 @@
       <w:rPr>
         <w:sz w:val="16"/>
       </w:rPr>
-      <w:t>Unterrichtsmaterial Oberschule Sachsen · Version v0.4.0-527-gca6ed1b-dirty · Build 19.08.2026</w:t>
+      <w:t>Unterrichtsmaterial Oberschule Sachsen · Version v0.4.0-530-gbb43ae4-dirty · Build 20.08.2026</w:t>
     </w:r>
   </w:p>
 </w:ftr>

--- a/Ausgabe/Grundlagen/Computer.docx
+++ b/Ausgabe/Grundlagen/Computer.docx
@@ -3769,7 +3769,7 @@
       <w:rPr>
         <w:sz w:val="16"/>
       </w:rPr>
-      <w:t>Unterrichtsmaterial Oberschule Sachsen · Version v0.4.0-530-gbb43ae4-dirty · Build 20.08.2026</w:t>
+      <w:t>Unterrichtsmaterial Oberschule Sachsen · Version v0.4.0-534-gc09a6c6-dirty · Build 20.08.2026</w:t>
     </w:r>
   </w:p>
 </w:ftr>
